--- a/14.08.2026/Doc28.docx
+++ b/14.08.2026/Doc28.docx
@@ -1,6 +1,6 @@
 
 <file path=word/document.xml><?xml version="1.0" encoding="utf-8"?>
-<w:document xmlns:wpc="http://schemas.microsoft.com/office/word/2010/wordprocessingCanvas" xmlns:mc="http://schemas.openxmlformats.org/markup-compatibility/2006" xmlns:o="urn:schemas-microsoft-com:office:office" xmlns:r="http://schemas.openxmlformats.org/officeDocument/2006/relationships" xmlns:m="http://schemas.openxmlformats.org/officeDocument/2006/math" xmlns:v="urn:schemas-microsoft-com:vml" xmlns:wp14="http://schemas.microsoft.com/office/word/2010/wordprocessingDrawing" xmlns:wp="http://schemas.openxmlformats.org/drawingml/2006/wordprocessingDrawing" xmlns:w10="urn:schemas-microsoft-com:office:word" xmlns:w="http://schemas.openxmlformats.org/wordprocessingml/2006/main" xmlns:w14="http://schemas.microsoft.com/office/word/2010/wordml" xmlns:w15="http://schemas.microsoft.com/office/word/2012/wordml" xmlns:wpg="http://schemas.microsoft.com/office/word/2010/wordprocessingGroup" xmlns:wpi="http://schemas.microsoft.com/office/word/2010/wordprocessingInk" xmlns:wne="http://schemas.microsoft.com/office/word/2006/wordml" xmlns:wps="http://schemas.microsoft.com/office/word/2010/wordprocessingShape" mc:Ignorable="w14 w15 wp14">
+<w:document xmlns:wpc="http://schemas.microsoft.com/office/word/2010/wordprocessingCanvas" xmlns:cx="http://schemas.microsoft.com/office/drawing/2014/chartex" xmlns:mc="http://schemas.openxmlformats.org/markup-compatibility/2006" xmlns:o="urn:schemas-microsoft-com:office:office" xmlns:r="http://schemas.openxmlformats.org/officeDocument/2006/relationships" xmlns:m="http://schemas.openxmlformats.org/officeDocument/2006/math" xmlns:v="urn:schemas-microsoft-com:vml" xmlns:wp14="http://schemas.microsoft.com/office/word/2010/wordprocessingDrawing" xmlns:wp="http://schemas.openxmlformats.org/drawingml/2006/wordprocessingDrawing" xmlns:w10="urn:schemas-microsoft-com:office:word" xmlns:w="http://schemas.openxmlformats.org/wordprocessingml/2006/main" xmlns:w14="http://schemas.microsoft.com/office/word/2010/wordml" xmlns:w15="http://schemas.microsoft.com/office/word/2012/wordml" xmlns:w16se="http://schemas.microsoft.com/office/word/2015/wordml/symex" xmlns:wpg="http://schemas.microsoft.com/office/word/2010/wordprocessingGroup" xmlns:wpi="http://schemas.microsoft.com/office/word/2010/wordprocessingInk" xmlns:wne="http://schemas.microsoft.com/office/word/2006/wordml" xmlns:wps="http://schemas.microsoft.com/office/word/2010/wordprocessingShape" mc:Ignorable="w14 w15 w16se wp14">
   <w:body>
     <w:p>
       <w:bookmarkStart w:id="0" w:name="_GoBack"/>
@@ -10,8 +10,3299 @@
           <w:noProof/>
           <w:sz w:val="28"/>
           <w:szCs w:val="28"/>
-          <w:lang w:val="en-US"/>
+          <w:lang w:eastAsia="ru-RU"/>
         </w:rPr>
+        <mc:AlternateContent>
+          <mc:Choice Requires="wpg">
+            <w:drawing>
+              <wp:anchor distT="0" distB="0" distL="114300" distR="114300" simplePos="0" relativeHeight="251661312" behindDoc="0" locked="0" layoutInCell="1" allowOverlap="1" wp14:anchorId="4F1C4BF2" wp14:editId="0B9A5869">
+                <wp:simplePos x="0" y="0"/>
+                <wp:positionH relativeFrom="column">
+                  <wp:posOffset>-549275</wp:posOffset>
+                </wp:positionH>
+                <wp:positionV relativeFrom="paragraph">
+                  <wp:posOffset>281305</wp:posOffset>
+                </wp:positionV>
+                <wp:extent cx="7010400" cy="3139440"/>
+                <wp:effectExtent l="228600" t="0" r="19050" b="22860"/>
+                <wp:wrapTopAndBottom/>
+                <wp:docPr id="2" name="Группа 2"/>
+                <wp:cNvGraphicFramePr/>
+                <a:graphic xmlns:a="http://schemas.openxmlformats.org/drawingml/2006/main">
+                  <a:graphicData uri="http://schemas.microsoft.com/office/word/2010/wordprocessingGroup">
+                    <wpg:wgp>
+                      <wpg:cNvGrpSpPr/>
+                      <wpg:grpSpPr>
+                        <a:xfrm>
+                          <a:off x="0" y="0"/>
+                          <a:ext cx="7010400" cy="3139440"/>
+                          <a:chOff x="0" y="0"/>
+                          <a:chExt cx="7010400" cy="3139440"/>
+                        </a:xfrm>
+                      </wpg:grpSpPr>
+                      <wpg:grpSp>
+                        <wpg:cNvPr id="40" name="Группа 40"/>
+                        <wpg:cNvGrpSpPr/>
+                        <wpg:grpSpPr>
+                          <a:xfrm>
+                            <a:off x="0" y="0"/>
+                            <a:ext cx="7010400" cy="3139440"/>
+                            <a:chOff x="0" y="0"/>
+                            <a:chExt cx="7010400" cy="3139440"/>
+                          </a:xfrm>
+                        </wpg:grpSpPr>
+                        <wpg:grpSp>
+                          <wpg:cNvPr id="41" name="Группа 41"/>
+                          <wpg:cNvGrpSpPr/>
+                          <wpg:grpSpPr>
+                            <a:xfrm>
+                              <a:off x="0" y="0"/>
+                              <a:ext cx="7010400" cy="3139440"/>
+                              <a:chOff x="145472" y="0"/>
+                              <a:chExt cx="7010400" cy="3140106"/>
+                            </a:xfrm>
+                          </wpg:grpSpPr>
+                          <wpg:grpSp>
+                            <wpg:cNvPr id="42" name="Группа 42"/>
+                            <wpg:cNvGrpSpPr/>
+                            <wpg:grpSpPr>
+                              <a:xfrm>
+                                <a:off x="145472" y="0"/>
+                                <a:ext cx="7010400" cy="3140106"/>
+                                <a:chOff x="0" y="0"/>
+                                <a:chExt cx="7010400" cy="3140106"/>
+                              </a:xfrm>
+                            </wpg:grpSpPr>
+                            <wpg:grpSp>
+                              <wpg:cNvPr id="43" name="Группа 43"/>
+                              <wpg:cNvGrpSpPr/>
+                              <wpg:grpSpPr>
+                                <a:xfrm>
+                                  <a:off x="0" y="0"/>
+                                  <a:ext cx="7010400" cy="3140106"/>
+                                  <a:chOff x="-729614" y="0"/>
+                                  <a:chExt cx="7010907" cy="3142043"/>
+                                </a:xfrm>
+                              </wpg:grpSpPr>
+                              <wps:wsp>
+                                <wps:cNvPr id="44" name="Скругленный прямоугольник 44"/>
+                                <wps:cNvSpPr/>
+                                <wps:spPr>
+                                  <a:xfrm>
+                                    <a:off x="-638175" y="0"/>
+                                    <a:ext cx="6894060" cy="333375"/>
+                                  </a:xfrm>
+                                  <a:prstGeom prst="roundRect">
+                                    <a:avLst/>
+                                  </a:prstGeom>
+                                  <a:solidFill>
+                                    <a:schemeClr val="accent1">
+                                      <a:lumMod val="60000"/>
+                                      <a:lumOff val="40000"/>
+                                    </a:schemeClr>
+                                  </a:solidFill>
+                                </wps:spPr>
+                                <wps:style>
+                                  <a:lnRef idx="2">
+                                    <a:schemeClr val="accent1">
+                                      <a:shade val="50000"/>
+                                    </a:schemeClr>
+                                  </a:lnRef>
+                                  <a:fillRef idx="1">
+                                    <a:schemeClr val="accent1"/>
+                                  </a:fillRef>
+                                  <a:effectRef idx="0">
+                                    <a:schemeClr val="accent1"/>
+                                  </a:effectRef>
+                                  <a:fontRef idx="minor">
+                                    <a:schemeClr val="lt1"/>
+                                  </a:fontRef>
+                                </wps:style>
+                                <wps:txbx>
+                                  <w:txbxContent>
+                                    <w:p>
+                                      <w:pPr>
+                                        <w:jc w:val="center"/>
+                                        <w:rPr>
+                                          <w:rFonts w:ascii="Times New Roman" w:hAnsi="Times New Roman" w:cs="Times New Roman"/>
+                                          <w:b/>
+                                          <w:color w:val="000000" w:themeColor="text1"/>
+                                          <w:sz w:val="28"/>
+                                          <w:szCs w:val="28"/>
+                                        </w:rPr>
+                                      </w:pPr>
+                                      <w:r>
+                                        <w:rPr>
+                                          <w:rFonts w:ascii="Times New Roman" w:hAnsi="Times New Roman" w:cs="Times New Roman"/>
+                                          <w:b/>
+                                          <w:color w:val="000000" w:themeColor="text1"/>
+                                          <w:sz w:val="28"/>
+                                          <w:szCs w:val="28"/>
+                                        </w:rPr>
+                                        <w:t xml:space="preserve">DARS </w:t>
+                                      </w:r>
+                                      <w:r>
+                                        <w:rPr>
+                                          <w:rFonts w:ascii="Times New Roman" w:hAnsi="Times New Roman" w:cs="Times New Roman"/>
+                                          <w:b/>
+                                          <w:color w:val="000000" w:themeColor="text1"/>
+                                          <w:sz w:val="28"/>
+                                          <w:szCs w:val="28"/>
+                                        </w:rPr>
+                                        <w:t>FAOLIYATI</w:t>
+                                      </w:r>
+                                      <w:r>
+                                        <w:rPr>
+                                          <w:rFonts w:ascii="Times New Roman" w:hAnsi="Times New Roman" w:cs="Times New Roman"/>
+                                          <w:b/>
+                                          <w:color w:val="000000" w:themeColor="text1"/>
+                                          <w:sz w:val="28"/>
+                                          <w:szCs w:val="28"/>
+                                          <w:lang w:val="en-US"/>
+                                        </w:rPr>
+                                        <w:t xml:space="preserve"> </w:t>
+                                      </w:r>
+                                      <w:r>
+                                        <w:rPr>
+                                          <w:rFonts w:ascii="Times New Roman" w:hAnsi="Times New Roman" w:cs="Times New Roman"/>
+                                          <w:b/>
+                                          <w:color w:val="000000" w:themeColor="text1"/>
+                                          <w:sz w:val="28"/>
+                                          <w:szCs w:val="28"/>
+                                        </w:rPr>
+                                        <w:t>USULLARI</w:t>
+                                      </w:r>
+                                    </w:p>
+                                  </w:txbxContent>
+                                </wps:txbx>
+                                <wps:bodyPr rot="0" spcFirstLastPara="0" vertOverflow="overflow" horzOverflow="overflow" vert="horz" wrap="square" lIns="91440" tIns="45720" rIns="91440" bIns="45720" numCol="1" spcCol="0" rtlCol="0" fromWordArt="0" anchor="ctr" anchorCtr="0" forceAA="0" compatLnSpc="1">
+                                  <a:prstTxWarp prst="textNoShape">
+                                    <a:avLst/>
+                                  </a:prstTxWarp>
+                                  <a:noAutofit/>
+                                </wps:bodyPr>
+                              </wps:wsp>
+                              <wps:wsp>
+                                <wps:cNvPr id="45" name="Скругленный прямоугольник 45"/>
+                                <wps:cNvSpPr/>
+                                <wps:spPr>
+                                  <a:xfrm>
+                                    <a:off x="-729614" y="466724"/>
+                                    <a:ext cx="1215389" cy="885825"/>
+                                  </a:xfrm>
+                                  <a:prstGeom prst="roundRect">
+                                    <a:avLst/>
+                                  </a:prstGeom>
+                                  <a:solidFill>
+                                    <a:schemeClr val="accent6">
+                                      <a:lumMod val="40000"/>
+                                      <a:lumOff val="60000"/>
+                                    </a:schemeClr>
+                                  </a:solidFill>
+                                </wps:spPr>
+                                <wps:style>
+                                  <a:lnRef idx="2">
+                                    <a:schemeClr val="accent1">
+                                      <a:shade val="50000"/>
+                                    </a:schemeClr>
+                                  </a:lnRef>
+                                  <a:fillRef idx="1">
+                                    <a:schemeClr val="accent1"/>
+                                  </a:fillRef>
+                                  <a:effectRef idx="0">
+                                    <a:schemeClr val="accent1"/>
+                                  </a:effectRef>
+                                  <a:fontRef idx="minor">
+                                    <a:schemeClr val="lt1"/>
+                                  </a:fontRef>
+                                </wps:style>
+                                <wps:txbx>
+                                  <w:txbxContent>
+                                    <w:p>
+                                      <w:pPr>
+                                        <w:jc w:val="center"/>
+                                        <w:rPr>
+                                          <w:rFonts w:ascii="Times New Roman" w:hAnsi="Times New Roman" w:cs="Times New Roman"/>
+                                          <w:color w:val="000000" w:themeColor="text1"/>
+                                        </w:rPr>
+                                      </w:pPr>
+                                      <w:r>
+                                        <w:rPr>
+                                          <w:rFonts w:ascii="Times New Roman" w:hAnsi="Times New Roman" w:cs="Times New Roman"/>
+                                          <w:color w:val="000000" w:themeColor="text1"/>
+                                        </w:rPr>
+                                        <w:t xml:space="preserve">Qayta </w:t>
+                                      </w:r>
+                                      <w:proofErr w:type="spellStart"/>
+                                      <w:r>
+                                        <w:rPr>
+                                          <w:rFonts w:ascii="Times New Roman" w:hAnsi="Times New Roman" w:cs="Times New Roman"/>
+                                          <w:color w:val="000000" w:themeColor="text1"/>
+                                        </w:rPr>
+                                        <w:t>ishlash</w:t>
+                                      </w:r>
+                                      <w:proofErr w:type="spellEnd"/>
+                                      <w:r>
+                                        <w:rPr>
+                                          <w:rFonts w:ascii="Times New Roman" w:hAnsi="Times New Roman" w:cs="Times New Roman"/>
+                                          <w:color w:val="000000" w:themeColor="text1"/>
+                                        </w:rPr>
+                                        <w:t xml:space="preserve"> </w:t>
+                                      </w:r>
+                                      <w:proofErr w:type="spellStart"/>
+                                      <w:r>
+                                        <w:rPr>
+                                          <w:rFonts w:ascii="Times New Roman" w:hAnsi="Times New Roman" w:cs="Times New Roman"/>
+                                          <w:color w:val="000000" w:themeColor="text1"/>
+                                        </w:rPr>
+                                        <w:t>usullari</w:t>
+                                      </w:r>
+                                      <w:proofErr w:type="spellEnd"/>
+                                    </w:p>
+                                  </w:txbxContent>
+                                </wps:txbx>
+                                <wps:bodyPr rot="0" spcFirstLastPara="0" vertOverflow="overflow" horzOverflow="overflow" vert="horz" wrap="square" lIns="91440" tIns="45720" rIns="91440" bIns="45720" numCol="1" spcCol="0" rtlCol="0" fromWordArt="0" anchor="ctr" anchorCtr="0" forceAA="0" compatLnSpc="1">
+                                  <a:prstTxWarp prst="textNoShape">
+                                    <a:avLst/>
+                                  </a:prstTxWarp>
+                                  <a:noAutofit/>
+                                </wps:bodyPr>
+                              </wps:wsp>
+                              <wps:wsp>
+                                <wps:cNvPr id="46" name="Скругленный прямоугольник 46"/>
+                                <wps:cNvSpPr/>
+                                <wps:spPr>
+                                  <a:xfrm>
+                                    <a:off x="-729614" y="1687039"/>
+                                    <a:ext cx="1224088" cy="504825"/>
+                                  </a:xfrm>
+                                  <a:prstGeom prst="roundRect">
+                                    <a:avLst/>
+                                  </a:prstGeom>
+                                  <a:solidFill>
+                                    <a:schemeClr val="accent2">
+                                      <a:lumMod val="40000"/>
+                                      <a:lumOff val="60000"/>
+                                    </a:schemeClr>
+                                  </a:solidFill>
+                                  <a:ln>
+                                    <a:solidFill>
+                                      <a:schemeClr val="accent2"/>
+                                    </a:solidFill>
+                                  </a:ln>
+                                </wps:spPr>
+                                <wps:style>
+                                  <a:lnRef idx="2">
+                                    <a:schemeClr val="accent1">
+                                      <a:shade val="50000"/>
+                                    </a:schemeClr>
+                                  </a:lnRef>
+                                  <a:fillRef idx="1">
+                                    <a:schemeClr val="accent1"/>
+                                  </a:fillRef>
+                                  <a:effectRef idx="0">
+                                    <a:schemeClr val="accent1"/>
+                                  </a:effectRef>
+                                  <a:fontRef idx="minor">
+                                    <a:schemeClr val="lt1"/>
+                                  </a:fontRef>
+                                </wps:style>
+                                <wps:txbx>
+                                  <w:txbxContent>
+                                    <w:p>
+                                      <w:pPr>
+                                        <w:jc w:val="center"/>
+                                        <w:rPr>
+                                          <w:rFonts w:ascii="Times New Roman" w:hAnsi="Times New Roman" w:cs="Times New Roman"/>
+                                          <w:color w:val="000000" w:themeColor="text1"/>
+                                        </w:rPr>
+                                      </w:pPr>
+                                      <w:proofErr w:type="spellStart"/>
+                                      <w:r>
+                                        <w:rPr>
+                                          <w:rFonts w:ascii="Times New Roman" w:hAnsi="Times New Roman" w:cs="Times New Roman"/>
+                                          <w:color w:val="000000" w:themeColor="text1"/>
+                                        </w:rPr>
+                                        <w:t>Tushuntirish</w:t>
+                                      </w:r>
+                                      <w:proofErr w:type="spellEnd"/>
+                                      <w:r>
+                                        <w:rPr>
+                                          <w:rFonts w:ascii="Times New Roman" w:hAnsi="Times New Roman" w:cs="Times New Roman"/>
+                                          <w:color w:val="000000" w:themeColor="text1"/>
+                                          <w:lang w:val="en-US"/>
+                                        </w:rPr>
+                                        <w:t xml:space="preserve"> </w:t>
+                                      </w:r>
+                                      <w:proofErr w:type="spellStart"/>
+                                      <w:r>
+                                        <w:rPr>
+                                          <w:rFonts w:ascii="Times New Roman" w:hAnsi="Times New Roman" w:cs="Times New Roman"/>
+                                          <w:color w:val="000000" w:themeColor="text1"/>
+                                        </w:rPr>
+                                        <w:t>usullari</w:t>
+                                      </w:r>
+                                      <w:proofErr w:type="spellEnd"/>
+                                    </w:p>
+                                  </w:txbxContent>
+                                </wps:txbx>
+                                <wps:bodyPr rot="0" spcFirstLastPara="0" vertOverflow="overflow" horzOverflow="overflow" vert="horz" wrap="square" lIns="91440" tIns="45720" rIns="91440" bIns="45720" numCol="1" spcCol="0" rtlCol="0" fromWordArt="0" anchor="ctr" anchorCtr="0" forceAA="0" compatLnSpc="1">
+                                  <a:prstTxWarp prst="textNoShape">
+                                    <a:avLst/>
+                                  </a:prstTxWarp>
+                                  <a:noAutofit/>
+                                </wps:bodyPr>
+                              </wps:wsp>
+                              <wps:wsp>
+                                <wps:cNvPr id="47" name="Скругленный прямоугольник 47"/>
+                                <wps:cNvSpPr/>
+                                <wps:spPr>
+                                  <a:xfrm>
+                                    <a:off x="-729614" y="2493937"/>
+                                    <a:ext cx="1224089" cy="648106"/>
+                                  </a:xfrm>
+                                  <a:prstGeom prst="roundRect">
+                                    <a:avLst/>
+                                  </a:prstGeom>
+                                  <a:solidFill>
+                                    <a:schemeClr val="accent1">
+                                      <a:lumMod val="20000"/>
+                                      <a:lumOff val="80000"/>
+                                    </a:schemeClr>
+                                  </a:solidFill>
+                                  <a:ln>
+                                    <a:solidFill>
+                                      <a:schemeClr val="accent1"/>
+                                    </a:solidFill>
+                                  </a:ln>
+                                </wps:spPr>
+                                <wps:style>
+                                  <a:lnRef idx="2">
+                                    <a:schemeClr val="accent1">
+                                      <a:shade val="50000"/>
+                                    </a:schemeClr>
+                                  </a:lnRef>
+                                  <a:fillRef idx="1">
+                                    <a:schemeClr val="accent1"/>
+                                  </a:fillRef>
+                                  <a:effectRef idx="0">
+                                    <a:schemeClr val="accent1"/>
+                                  </a:effectRef>
+                                  <a:fontRef idx="minor">
+                                    <a:schemeClr val="lt1"/>
+                                  </a:fontRef>
+                                </wps:style>
+                                <wps:txbx>
+                                  <w:txbxContent>
+                                    <w:p>
+                                      <w:pPr>
+                                        <w:jc w:val="center"/>
+                                        <w:rPr>
+                                          <w:rFonts w:ascii="Times New Roman" w:hAnsi="Times New Roman" w:cs="Times New Roman"/>
+                                          <w:color w:val="000000" w:themeColor="text1"/>
+                                        </w:rPr>
+                                      </w:pPr>
+                                      <w:proofErr w:type="spellStart"/>
+                                      <w:r>
+                                        <w:rPr>
+                                          <w:rFonts w:ascii="Times New Roman" w:hAnsi="Times New Roman" w:cs="Times New Roman"/>
+                                          <w:color w:val="000000" w:themeColor="text1"/>
+                                        </w:rPr>
+                                        <w:t>Nazorat</w:t>
+                                      </w:r>
+                                      <w:proofErr w:type="spellEnd"/>
+                                      <w:r>
+                                        <w:rPr>
+                                          <w:rFonts w:ascii="Times New Roman" w:hAnsi="Times New Roman" w:cs="Times New Roman"/>
+                                          <w:color w:val="000000" w:themeColor="text1"/>
+                                          <w:lang w:val="en-US"/>
+                                        </w:rPr>
+                                        <w:t xml:space="preserve"> </w:t>
+                                      </w:r>
+                                      <w:proofErr w:type="spellStart"/>
+                                      <w:r>
+                                        <w:rPr>
+                                          <w:rFonts w:ascii="Times New Roman" w:hAnsi="Times New Roman" w:cs="Times New Roman"/>
+                                          <w:color w:val="000000" w:themeColor="text1"/>
+                                        </w:rPr>
+                                        <w:t>usullari</w:t>
+                                      </w:r>
+                                      <w:proofErr w:type="spellEnd"/>
+                                    </w:p>
+                                  </w:txbxContent>
+                                </wps:txbx>
+                                <wps:bodyPr rot="0" spcFirstLastPara="0" vertOverflow="overflow" horzOverflow="overflow" vert="horz" wrap="square" lIns="91440" tIns="45720" rIns="91440" bIns="45720" numCol="1" spcCol="0" rtlCol="0" fromWordArt="0" anchor="ctr" anchorCtr="0" forceAA="0" compatLnSpc="1">
+                                  <a:prstTxWarp prst="textNoShape">
+                                    <a:avLst/>
+                                  </a:prstTxWarp>
+                                  <a:noAutofit/>
+                                </wps:bodyPr>
+                              </wps:wsp>
+                              <wps:wsp>
+                                <wps:cNvPr id="48" name="Скругленный прямоугольник 48"/>
+                                <wps:cNvSpPr/>
+                                <wps:spPr>
+                                  <a:xfrm>
+                                    <a:off x="624289" y="453390"/>
+                                    <a:ext cx="972070" cy="904875"/>
+                                  </a:xfrm>
+                                  <a:prstGeom prst="roundRect">
+                                    <a:avLst/>
+                                  </a:prstGeom>
+                                  <a:solidFill>
+                                    <a:schemeClr val="bg1"/>
+                                  </a:solidFill>
+                                  <a:ln>
+                                    <a:solidFill>
+                                      <a:schemeClr val="accent1"/>
+                                    </a:solidFill>
+                                  </a:ln>
+                                </wps:spPr>
+                                <wps:style>
+                                  <a:lnRef idx="2">
+                                    <a:schemeClr val="accent1">
+                                      <a:shade val="50000"/>
+                                    </a:schemeClr>
+                                  </a:lnRef>
+                                  <a:fillRef idx="1">
+                                    <a:schemeClr val="accent1"/>
+                                  </a:fillRef>
+                                  <a:effectRef idx="0">
+                                    <a:schemeClr val="accent1"/>
+                                  </a:effectRef>
+                                  <a:fontRef idx="minor">
+                                    <a:schemeClr val="lt1"/>
+                                  </a:fontRef>
+                                </wps:style>
+                                <wps:txbx>
+                                  <w:txbxContent>
+                                    <w:p>
+                                      <w:pPr>
+                                        <w:jc w:val="center"/>
+                                        <w:rPr>
+                                          <w:rFonts w:ascii="Times New Roman" w:hAnsi="Times New Roman" w:cs="Times New Roman"/>
+                                          <w:color w:val="000000" w:themeColor="text1"/>
+                                        </w:rPr>
+                                      </w:pPr>
+                                      <w:r>
+                                        <w:rPr>
+                                          <w:rFonts w:ascii="Times New Roman" w:hAnsi="Times New Roman" w:cs="Times New Roman"/>
+                                          <w:color w:val="000000" w:themeColor="text1"/>
+                                          <w:lang w:val="en-US"/>
+                                        </w:rPr>
+                                        <w:t>T</w:t>
+                                      </w:r>
+                                      <w:proofErr w:type="spellStart"/>
+                                      <w:r>
+                                        <w:rPr>
+                                          <w:rFonts w:ascii="Times New Roman" w:hAnsi="Times New Roman" w:cs="Times New Roman"/>
+                                          <w:color w:val="000000" w:themeColor="text1"/>
+                                        </w:rPr>
+                                        <w:t>akrorlash</w:t>
+                                      </w:r>
+                                      <w:proofErr w:type="spellEnd"/>
+                                      <w:r>
+                                        <w:rPr>
+                                          <w:rFonts w:ascii="Times New Roman" w:hAnsi="Times New Roman" w:cs="Times New Roman"/>
+                                          <w:color w:val="000000" w:themeColor="text1"/>
+                                        </w:rPr>
+                                        <w:t xml:space="preserve"> </w:t>
+                                      </w:r>
+                                      <w:proofErr w:type="spellStart"/>
+                                      <w:r>
+                                        <w:rPr>
+                                          <w:rFonts w:ascii="Times New Roman" w:hAnsi="Times New Roman" w:cs="Times New Roman"/>
+                                          <w:color w:val="000000" w:themeColor="text1"/>
+                                        </w:rPr>
+                                        <w:t>mashqlarini</w:t>
+                                      </w:r>
+                                      <w:proofErr w:type="spellEnd"/>
+                                      <w:r>
+                                        <w:rPr>
+                                          <w:rFonts w:ascii="Times New Roman" w:hAnsi="Times New Roman" w:cs="Times New Roman"/>
+                                          <w:color w:val="000000" w:themeColor="text1"/>
+                                        </w:rPr>
+                                        <w:t xml:space="preserve"> </w:t>
+                                      </w:r>
+                                      <w:proofErr w:type="spellStart"/>
+                                      <w:r>
+                                        <w:rPr>
+                                          <w:rFonts w:ascii="Times New Roman" w:hAnsi="Times New Roman" w:cs="Times New Roman"/>
+                                          <w:color w:val="000000" w:themeColor="text1"/>
+                                        </w:rPr>
+                                        <w:t>bajarish</w:t>
+                                      </w:r>
+                                      <w:proofErr w:type="spellEnd"/>
+                                    </w:p>
+                                  </w:txbxContent>
+                                </wps:txbx>
+                                <wps:bodyPr rot="0" spcFirstLastPara="0" vertOverflow="overflow" horzOverflow="overflow" vert="horz" wrap="square" lIns="91440" tIns="45720" rIns="91440" bIns="45720" numCol="1" spcCol="0" rtlCol="0" fromWordArt="0" anchor="ctr" anchorCtr="0" forceAA="0" compatLnSpc="1">
+                                  <a:prstTxWarp prst="textNoShape">
+                                    <a:avLst/>
+                                  </a:prstTxWarp>
+                                  <a:noAutofit/>
+                                </wps:bodyPr>
+                              </wps:wsp>
+                              <wps:wsp>
+                                <wps:cNvPr id="49" name="Скругленный прямоугольник 49"/>
+                                <wps:cNvSpPr/>
+                                <wps:spPr>
+                                  <a:xfrm>
+                                    <a:off x="741048" y="1687284"/>
+                                    <a:ext cx="1228725" cy="504825"/>
+                                  </a:xfrm>
+                                  <a:prstGeom prst="roundRect">
+                                    <a:avLst/>
+                                  </a:prstGeom>
+                                  <a:solidFill>
+                                    <a:schemeClr val="bg1"/>
+                                  </a:solidFill>
+                                  <a:ln>
+                                    <a:solidFill>
+                                      <a:schemeClr val="accent2"/>
+                                    </a:solidFill>
+                                  </a:ln>
+                                </wps:spPr>
+                                <wps:style>
+                                  <a:lnRef idx="2">
+                                    <a:schemeClr val="accent1">
+                                      <a:shade val="50000"/>
+                                    </a:schemeClr>
+                                  </a:lnRef>
+                                  <a:fillRef idx="1">
+                                    <a:schemeClr val="accent1"/>
+                                  </a:fillRef>
+                                  <a:effectRef idx="0">
+                                    <a:schemeClr val="accent1"/>
+                                  </a:effectRef>
+                                  <a:fontRef idx="minor">
+                                    <a:schemeClr val="lt1"/>
+                                  </a:fontRef>
+                                </wps:style>
+                                <wps:txbx>
+                                  <w:txbxContent>
+                                    <w:p>
+                                      <w:pPr>
+                                        <w:jc w:val="center"/>
+                                        <w:rPr>
+                                          <w:rFonts w:ascii="Times New Roman" w:hAnsi="Times New Roman" w:cs="Times New Roman"/>
+                                          <w:color w:val="000000" w:themeColor="text1"/>
+                                        </w:rPr>
+                                      </w:pPr>
+                                      <w:proofErr w:type="spellStart"/>
+                                      <w:r>
+                                        <w:rPr>
+                                          <w:rFonts w:ascii="Times New Roman" w:hAnsi="Times New Roman" w:cs="Times New Roman"/>
+                                          <w:color w:val="000000" w:themeColor="text1"/>
+                                        </w:rPr>
+                                        <w:t>Muammoli</w:t>
+                                      </w:r>
+                                      <w:proofErr w:type="spellEnd"/>
+                                      <w:r>
+                                        <w:rPr>
+                                          <w:rFonts w:ascii="Times New Roman" w:hAnsi="Times New Roman" w:cs="Times New Roman"/>
+                                          <w:color w:val="000000" w:themeColor="text1"/>
+                                        </w:rPr>
+                                        <w:t xml:space="preserve"> </w:t>
+                                      </w:r>
+                                      <w:proofErr w:type="spellStart"/>
+                                      <w:r>
+                                        <w:rPr>
+                                          <w:rFonts w:ascii="Times New Roman" w:hAnsi="Times New Roman" w:cs="Times New Roman"/>
+                                          <w:color w:val="000000" w:themeColor="text1"/>
+                                        </w:rPr>
+                                        <w:t>taqdimot</w:t>
+                                      </w:r>
+                                      <w:proofErr w:type="spellEnd"/>
+                                    </w:p>
+                                  </w:txbxContent>
+                                </wps:txbx>
+                                <wps:bodyPr rot="0" spcFirstLastPara="0" vertOverflow="overflow" horzOverflow="overflow" vert="horz" wrap="square" lIns="91440" tIns="45720" rIns="91440" bIns="45720" numCol="1" spcCol="0" rtlCol="0" fromWordArt="0" anchor="ctr" anchorCtr="0" forceAA="0" compatLnSpc="1">
+                                  <a:prstTxWarp prst="textNoShape">
+                                    <a:avLst/>
+                                  </a:prstTxWarp>
+                                  <a:noAutofit/>
+                                </wps:bodyPr>
+                              </wps:wsp>
+                              <wps:wsp>
+                                <wps:cNvPr id="50" name="Скругленный прямоугольник 50"/>
+                                <wps:cNvSpPr/>
+                                <wps:spPr>
+                                  <a:xfrm>
+                                    <a:off x="659822" y="2509046"/>
+                                    <a:ext cx="900000" cy="612203"/>
+                                  </a:xfrm>
+                                  <a:prstGeom prst="roundRect">
+                                    <a:avLst/>
+                                  </a:prstGeom>
+                                  <a:solidFill>
+                                    <a:schemeClr val="bg1"/>
+                                  </a:solidFill>
+                                  <a:ln>
+                                    <a:solidFill>
+                                      <a:schemeClr val="accent1"/>
+                                    </a:solidFill>
+                                  </a:ln>
+                                </wps:spPr>
+                                <wps:style>
+                                  <a:lnRef idx="2">
+                                    <a:schemeClr val="accent1">
+                                      <a:shade val="50000"/>
+                                    </a:schemeClr>
+                                  </a:lnRef>
+                                  <a:fillRef idx="1">
+                                    <a:schemeClr val="accent1"/>
+                                  </a:fillRef>
+                                  <a:effectRef idx="0">
+                                    <a:schemeClr val="accent1"/>
+                                  </a:effectRef>
+                                  <a:fontRef idx="minor">
+                                    <a:schemeClr val="lt1"/>
+                                  </a:fontRef>
+                                </wps:style>
+                                <wps:txbx>
+                                  <w:txbxContent>
+                                    <w:p>
+                                      <w:pPr>
+                                        <w:jc w:val="center"/>
+                                        <w:rPr>
+                                          <w:rFonts w:ascii="Times New Roman" w:hAnsi="Times New Roman" w:cs="Times New Roman"/>
+                                          <w:color w:val="000000" w:themeColor="text1"/>
+                                        </w:rPr>
+                                      </w:pPr>
+                                      <w:proofErr w:type="spellStart"/>
+                                      <w:r>
+                                        <w:rPr>
+                                          <w:rFonts w:ascii="Times New Roman" w:hAnsi="Times New Roman" w:cs="Times New Roman"/>
+                                          <w:color w:val="000000" w:themeColor="text1"/>
+                                        </w:rPr>
+                                        <w:t>Joriy</w:t>
+                                      </w:r>
+                                      <w:proofErr w:type="spellEnd"/>
+                                      <w:r>
+                                        <w:rPr>
+                                          <w:rFonts w:ascii="Times New Roman" w:hAnsi="Times New Roman" w:cs="Times New Roman"/>
+                                          <w:color w:val="000000" w:themeColor="text1"/>
+                                        </w:rPr>
+                                        <w:t xml:space="preserve"> </w:t>
+                                      </w:r>
+                                      <w:proofErr w:type="spellStart"/>
+                                      <w:r>
+                                        <w:rPr>
+                                          <w:rFonts w:ascii="Times New Roman" w:hAnsi="Times New Roman" w:cs="Times New Roman"/>
+                                          <w:color w:val="000000" w:themeColor="text1"/>
+                                        </w:rPr>
+                                        <w:t>nazorat</w:t>
+                                      </w:r>
+                                      <w:proofErr w:type="spellEnd"/>
+                                    </w:p>
+                                  </w:txbxContent>
+                                </wps:txbx>
+                                <wps:bodyPr rot="0" spcFirstLastPara="0" vertOverflow="overflow" horzOverflow="overflow" vert="horz" wrap="square" lIns="91440" tIns="45720" rIns="91440" bIns="45720" numCol="1" spcCol="0" rtlCol="0" fromWordArt="0" anchor="ctr" anchorCtr="0" forceAA="0" compatLnSpc="1">
+                                  <a:prstTxWarp prst="textNoShape">
+                                    <a:avLst/>
+                                  </a:prstTxWarp>
+                                  <a:noAutofit/>
+                                </wps:bodyPr>
+                              </wps:wsp>
+                              <wps:wsp>
+                                <wps:cNvPr id="51" name="Скругленный прямоугольник 51"/>
+                                <wps:cNvSpPr/>
+                                <wps:spPr>
+                                  <a:xfrm>
+                                    <a:off x="1706724" y="457200"/>
+                                    <a:ext cx="1152083" cy="895350"/>
+                                  </a:xfrm>
+                                  <a:prstGeom prst="roundRect">
+                                    <a:avLst/>
+                                  </a:prstGeom>
+                                  <a:solidFill>
+                                    <a:schemeClr val="bg1"/>
+                                  </a:solidFill>
+                                  <a:ln>
+                                    <a:solidFill>
+                                      <a:schemeClr val="accent1"/>
+                                    </a:solidFill>
+                                  </a:ln>
+                                </wps:spPr>
+                                <wps:style>
+                                  <a:lnRef idx="2">
+                                    <a:schemeClr val="accent1">
+                                      <a:shade val="50000"/>
+                                    </a:schemeClr>
+                                  </a:lnRef>
+                                  <a:fillRef idx="1">
+                                    <a:schemeClr val="accent1"/>
+                                  </a:fillRef>
+                                  <a:effectRef idx="0">
+                                    <a:schemeClr val="accent1"/>
+                                  </a:effectRef>
+                                  <a:fontRef idx="minor">
+                                    <a:schemeClr val="lt1"/>
+                                  </a:fontRef>
+                                </wps:style>
+                                <wps:txbx>
+                                  <w:txbxContent>
+                                    <w:p>
+                                      <w:pPr>
+                                        <w:jc w:val="center"/>
+                                        <w:rPr>
+                                          <w:rFonts w:ascii="Times New Roman" w:hAnsi="Times New Roman" w:cs="Times New Roman"/>
+                                          <w:color w:val="000000" w:themeColor="text1"/>
+                                        </w:rPr>
+                                      </w:pPr>
+                                      <w:proofErr w:type="spellStart"/>
+                                      <w:r>
+                                        <w:rPr>
+                                          <w:rFonts w:ascii="Times New Roman" w:hAnsi="Times New Roman" w:cs="Times New Roman"/>
+                                          <w:color w:val="000000" w:themeColor="text1"/>
+                                        </w:rPr>
+                                        <w:t>Eslab</w:t>
+                                      </w:r>
+                                      <w:proofErr w:type="spellEnd"/>
+                                      <w:r>
+                                        <w:rPr>
+                                          <w:rFonts w:ascii="Times New Roman" w:hAnsi="Times New Roman" w:cs="Times New Roman"/>
+                                          <w:color w:val="000000" w:themeColor="text1"/>
+                                        </w:rPr>
+                                        <w:t xml:space="preserve"> </w:t>
+                                      </w:r>
+                                      <w:proofErr w:type="spellStart"/>
+                                      <w:r>
+                                        <w:rPr>
+                                          <w:rFonts w:ascii="Times New Roman" w:hAnsi="Times New Roman" w:cs="Times New Roman"/>
+                                          <w:color w:val="000000" w:themeColor="text1"/>
+                                        </w:rPr>
+                                        <w:t>qolish</w:t>
+                                      </w:r>
+                                      <w:proofErr w:type="spellEnd"/>
+                                      <w:r>
+                                        <w:rPr>
+                                          <w:rFonts w:ascii="Times New Roman" w:hAnsi="Times New Roman" w:cs="Times New Roman"/>
+                                          <w:color w:val="000000" w:themeColor="text1"/>
+                                        </w:rPr>
+                                        <w:t xml:space="preserve"> </w:t>
+                                      </w:r>
+                                      <w:proofErr w:type="spellStart"/>
+                                      <w:r>
+                                        <w:rPr>
+                                          <w:rFonts w:ascii="Times New Roman" w:hAnsi="Times New Roman" w:cs="Times New Roman"/>
+                                          <w:color w:val="000000" w:themeColor="text1"/>
+                                        </w:rPr>
+                                        <w:t>va</w:t>
+                                      </w:r>
+                                      <w:proofErr w:type="spellEnd"/>
+                                      <w:r>
+                                        <w:rPr>
+                                          <w:rFonts w:ascii="Times New Roman" w:hAnsi="Times New Roman" w:cs="Times New Roman"/>
+                                          <w:color w:val="000000" w:themeColor="text1"/>
+                                        </w:rPr>
+                                        <w:t xml:space="preserve"> </w:t>
+                                      </w:r>
+                                      <w:proofErr w:type="spellStart"/>
+                                      <w:r>
+                                        <w:rPr>
+                                          <w:rFonts w:ascii="Times New Roman" w:hAnsi="Times New Roman" w:cs="Times New Roman"/>
+                                          <w:color w:val="000000" w:themeColor="text1"/>
+                                        </w:rPr>
+                                        <w:t>mustahkamlash</w:t>
+                                      </w:r>
+                                      <w:proofErr w:type="spellEnd"/>
+                                    </w:p>
+                                  </w:txbxContent>
+                                </wps:txbx>
+                                <wps:bodyPr rot="0" spcFirstLastPara="0" vertOverflow="overflow" horzOverflow="overflow" vert="horz" wrap="square" lIns="91440" tIns="45720" rIns="91440" bIns="45720" numCol="1" spcCol="0" rtlCol="0" fromWordArt="0" anchor="ctr" anchorCtr="0" forceAA="0" compatLnSpc="1">
+                                  <a:prstTxWarp prst="textNoShape">
+                                    <a:avLst/>
+                                  </a:prstTxWarp>
+                                  <a:noAutofit/>
+                                </wps:bodyPr>
+                              </wps:wsp>
+                              <wps:wsp>
+                                <wps:cNvPr id="52" name="Скругленный прямоугольник 52"/>
+                                <wps:cNvSpPr/>
+                                <wps:spPr>
+                                  <a:xfrm>
+                                    <a:off x="2987128" y="447675"/>
+                                    <a:ext cx="1008000" cy="923925"/>
+                                  </a:xfrm>
+                                  <a:prstGeom prst="roundRect">
+                                    <a:avLst/>
+                                  </a:prstGeom>
+                                  <a:solidFill>
+                                    <a:schemeClr val="bg1"/>
+                                  </a:solidFill>
+                                  <a:ln>
+                                    <a:solidFill>
+                                      <a:schemeClr val="accent1"/>
+                                    </a:solidFill>
+                                  </a:ln>
+                                </wps:spPr>
+                                <wps:style>
+                                  <a:lnRef idx="2">
+                                    <a:schemeClr val="accent1">
+                                      <a:shade val="50000"/>
+                                    </a:schemeClr>
+                                  </a:lnRef>
+                                  <a:fillRef idx="1">
+                                    <a:schemeClr val="accent1"/>
+                                  </a:fillRef>
+                                  <a:effectRef idx="0">
+                                    <a:schemeClr val="accent1"/>
+                                  </a:effectRef>
+                                  <a:fontRef idx="minor">
+                                    <a:schemeClr val="lt1"/>
+                                  </a:fontRef>
+                                </wps:style>
+                                <wps:txbx>
+                                  <w:txbxContent>
+                                    <w:p>
+                                      <w:pPr>
+                                        <w:jc w:val="center"/>
+                                        <w:rPr>
+                                          <w:rFonts w:ascii="Times New Roman" w:hAnsi="Times New Roman" w:cs="Times New Roman"/>
+                                          <w:color w:val="000000" w:themeColor="text1"/>
+                                        </w:rPr>
+                                      </w:pPr>
+                                      <w:proofErr w:type="spellStart"/>
+                                      <w:r>
+                                        <w:rPr>
+                                          <w:rFonts w:ascii="Times New Roman" w:hAnsi="Times New Roman" w:cs="Times New Roman"/>
+                                          <w:color w:val="000000" w:themeColor="text1"/>
+                                        </w:rPr>
+                                        <w:t>Bosqichma-bosqich</w:t>
+                                      </w:r>
+                                      <w:proofErr w:type="spellEnd"/>
+                                      <w:r>
+                                        <w:rPr>
+                                          <w:rFonts w:ascii="Times New Roman" w:hAnsi="Times New Roman" w:cs="Times New Roman"/>
+                                          <w:color w:val="000000" w:themeColor="text1"/>
+                                        </w:rPr>
+                                        <w:t xml:space="preserve"> </w:t>
+                                      </w:r>
+                                      <w:proofErr w:type="spellStart"/>
+                                      <w:r>
+                                        <w:rPr>
+                                          <w:rFonts w:ascii="Times New Roman" w:hAnsi="Times New Roman" w:cs="Times New Roman"/>
+                                          <w:color w:val="000000" w:themeColor="text1"/>
+                                        </w:rPr>
+                                        <w:t>qayta</w:t>
+                                      </w:r>
+                                      <w:proofErr w:type="spellEnd"/>
+                                      <w:r>
+                                        <w:rPr>
+                                          <w:rFonts w:ascii="Times New Roman" w:hAnsi="Times New Roman" w:cs="Times New Roman"/>
+                                          <w:color w:val="000000" w:themeColor="text1"/>
+                                        </w:rPr>
+                                        <w:t xml:space="preserve"> </w:t>
+                                      </w:r>
+                                      <w:proofErr w:type="spellStart"/>
+                                      <w:r>
+                                        <w:rPr>
+                                          <w:rFonts w:ascii="Times New Roman" w:hAnsi="Times New Roman" w:cs="Times New Roman"/>
+                                          <w:color w:val="000000" w:themeColor="text1"/>
+                                        </w:rPr>
+                                        <w:t>ishlash</w:t>
+                                      </w:r>
+                                      <w:proofErr w:type="spellEnd"/>
+                                    </w:p>
+                                  </w:txbxContent>
+                                </wps:txbx>
+                                <wps:bodyPr rot="0" spcFirstLastPara="0" vertOverflow="overflow" horzOverflow="overflow" vert="horz" wrap="square" lIns="91440" tIns="45720" rIns="91440" bIns="45720" numCol="1" spcCol="0" rtlCol="0" fromWordArt="0" anchor="ctr" anchorCtr="0" forceAA="0" compatLnSpc="1">
+                                  <a:prstTxWarp prst="textNoShape">
+                                    <a:avLst/>
+                                  </a:prstTxWarp>
+                                  <a:noAutofit/>
+                                </wps:bodyPr>
+                              </wps:wsp>
+                              <wps:wsp>
+                                <wps:cNvPr id="53" name="Скругленный прямоугольник 53"/>
+                                <wps:cNvSpPr/>
+                                <wps:spPr>
+                                  <a:xfrm>
+                                    <a:off x="5309227" y="466725"/>
+                                    <a:ext cx="972066" cy="885825"/>
+                                  </a:xfrm>
+                                  <a:prstGeom prst="roundRect">
+                                    <a:avLst/>
+                                  </a:prstGeom>
+                                  <a:solidFill>
+                                    <a:schemeClr val="bg1"/>
+                                  </a:solidFill>
+                                  <a:ln>
+                                    <a:solidFill>
+                                      <a:schemeClr val="accent1"/>
+                                    </a:solidFill>
+                                  </a:ln>
+                                </wps:spPr>
+                                <wps:style>
+                                  <a:lnRef idx="2">
+                                    <a:schemeClr val="accent1">
+                                      <a:shade val="50000"/>
+                                    </a:schemeClr>
+                                  </a:lnRef>
+                                  <a:fillRef idx="1">
+                                    <a:schemeClr val="accent1"/>
+                                  </a:fillRef>
+                                  <a:effectRef idx="0">
+                                    <a:schemeClr val="accent1"/>
+                                  </a:effectRef>
+                                  <a:fontRef idx="minor">
+                                    <a:schemeClr val="lt1"/>
+                                  </a:fontRef>
+                                </wps:style>
+                                <wps:txbx>
+                                  <w:txbxContent>
+                                    <w:p>
+                                      <w:pPr>
+                                        <w:jc w:val="center"/>
+                                        <w:rPr>
+                                          <w:rFonts w:ascii="Times New Roman" w:hAnsi="Times New Roman" w:cs="Times New Roman"/>
+                                          <w:color w:val="000000" w:themeColor="text1"/>
+                                        </w:rPr>
+                                      </w:pPr>
+                                      <w:proofErr w:type="spellStart"/>
+                                      <w:r>
+                                        <w:rPr>
+                                          <w:rFonts w:ascii="Times New Roman" w:hAnsi="Times New Roman" w:cs="Times New Roman"/>
+                                          <w:color w:val="000000" w:themeColor="text1"/>
+                                        </w:rPr>
+                                        <w:t>Mustaqil</w:t>
+                                      </w:r>
+                                      <w:proofErr w:type="spellEnd"/>
+                                      <w:r>
+                                        <w:rPr>
+                                          <w:rFonts w:ascii="Times New Roman" w:hAnsi="Times New Roman" w:cs="Times New Roman"/>
+                                          <w:color w:val="000000" w:themeColor="text1"/>
+                                        </w:rPr>
+                                        <w:t xml:space="preserve"> </w:t>
+                                      </w:r>
+                                      <w:proofErr w:type="spellStart"/>
+                                      <w:r>
+                                        <w:rPr>
+                                          <w:rFonts w:ascii="Times New Roman" w:hAnsi="Times New Roman" w:cs="Times New Roman"/>
+                                          <w:color w:val="000000" w:themeColor="text1"/>
+                                        </w:rPr>
+                                        <w:t>ishlarni</w:t>
+                                      </w:r>
+                                      <w:proofErr w:type="spellEnd"/>
+                                      <w:r>
+                                        <w:rPr>
+                                          <w:rFonts w:ascii="Times New Roman" w:hAnsi="Times New Roman" w:cs="Times New Roman"/>
+                                          <w:color w:val="000000" w:themeColor="text1"/>
+                                        </w:rPr>
+                                        <w:t xml:space="preserve"> </w:t>
+                                      </w:r>
+                                      <w:proofErr w:type="spellStart"/>
+                                      <w:r>
+                                        <w:rPr>
+                                          <w:rFonts w:ascii="Times New Roman" w:hAnsi="Times New Roman" w:cs="Times New Roman"/>
+                                          <w:color w:val="000000" w:themeColor="text1"/>
+                                        </w:rPr>
+                                        <w:t>tashkil</w:t>
+                                      </w:r>
+                                      <w:proofErr w:type="spellEnd"/>
+                                      <w:r>
+                                        <w:rPr>
+                                          <w:rFonts w:ascii="Times New Roman" w:hAnsi="Times New Roman" w:cs="Times New Roman"/>
+                                          <w:color w:val="000000" w:themeColor="text1"/>
+                                        </w:rPr>
+                                        <w:t xml:space="preserve"> </w:t>
+                                      </w:r>
+                                      <w:proofErr w:type="spellStart"/>
+                                      <w:r>
+                                        <w:rPr>
+                                          <w:rFonts w:ascii="Times New Roman" w:hAnsi="Times New Roman" w:cs="Times New Roman"/>
+                                          <w:color w:val="000000" w:themeColor="text1"/>
+                                        </w:rPr>
+                                        <w:t>etish</w:t>
+                                      </w:r>
+                                      <w:proofErr w:type="spellEnd"/>
+                                    </w:p>
+                                  </w:txbxContent>
+                                </wps:txbx>
+                                <wps:bodyPr rot="0" spcFirstLastPara="0" vertOverflow="overflow" horzOverflow="overflow" vert="horz" wrap="square" lIns="91440" tIns="45720" rIns="91440" bIns="45720" numCol="1" spcCol="0" rtlCol="0" fromWordArt="0" anchor="ctr" anchorCtr="0" forceAA="0" compatLnSpc="1">
+                                  <a:prstTxWarp prst="textNoShape">
+                                    <a:avLst/>
+                                  </a:prstTxWarp>
+                                  <a:noAutofit/>
+                                </wps:bodyPr>
+                              </wps:wsp>
+                              <wps:wsp>
+                                <wps:cNvPr id="54" name="Скругленный прямоугольник 54"/>
+                                <wps:cNvSpPr/>
+                                <wps:spPr>
+                                  <a:xfrm>
+                                    <a:off x="4166210" y="459794"/>
+                                    <a:ext cx="972000" cy="904875"/>
+                                  </a:xfrm>
+                                  <a:prstGeom prst="roundRect">
+                                    <a:avLst/>
+                                  </a:prstGeom>
+                                  <a:solidFill>
+                                    <a:schemeClr val="bg1"/>
+                                  </a:solidFill>
+                                  <a:ln>
+                                    <a:solidFill>
+                                      <a:schemeClr val="accent1"/>
+                                    </a:solidFill>
+                                  </a:ln>
+                                </wps:spPr>
+                                <wps:style>
+                                  <a:lnRef idx="2">
+                                    <a:schemeClr val="accent1">
+                                      <a:shade val="50000"/>
+                                    </a:schemeClr>
+                                  </a:lnRef>
+                                  <a:fillRef idx="1">
+                                    <a:schemeClr val="accent1"/>
+                                  </a:fillRef>
+                                  <a:effectRef idx="0">
+                                    <a:schemeClr val="accent1"/>
+                                  </a:effectRef>
+                                  <a:fontRef idx="minor">
+                                    <a:schemeClr val="lt1"/>
+                                  </a:fontRef>
+                                </wps:style>
+                                <wps:txbx>
+                                  <w:txbxContent>
+                                    <w:p>
+                                      <w:pPr>
+                                        <w:jc w:val="center"/>
+                                        <w:rPr>
+                                          <w:rFonts w:ascii="Times New Roman" w:hAnsi="Times New Roman" w:cs="Times New Roman"/>
+                                          <w:color w:val="000000" w:themeColor="text1"/>
+                                        </w:rPr>
+                                      </w:pPr>
+                                      <w:proofErr w:type="spellStart"/>
+                                      <w:r>
+                                        <w:rPr>
+                                          <w:rFonts w:ascii="Times New Roman" w:hAnsi="Times New Roman" w:cs="Times New Roman"/>
+                                          <w:color w:val="000000" w:themeColor="text1"/>
+                                        </w:rPr>
+                                        <w:t>Test</w:t>
+                                      </w:r>
+                                      <w:proofErr w:type="spellEnd"/>
+                                      <w:r>
+                                        <w:rPr>
+                                          <w:rFonts w:ascii="Times New Roman" w:hAnsi="Times New Roman" w:cs="Times New Roman"/>
+                                          <w:color w:val="000000" w:themeColor="text1"/>
+                                        </w:rPr>
+                                        <w:t xml:space="preserve"> </w:t>
+                                      </w:r>
+                                      <w:proofErr w:type="spellStart"/>
+                                      <w:r>
+                                        <w:rPr>
+                                          <w:rFonts w:ascii="Times New Roman" w:hAnsi="Times New Roman" w:cs="Times New Roman"/>
+                                          <w:color w:val="000000" w:themeColor="text1"/>
+                                        </w:rPr>
+                                        <w:t>topshiriqlarini</w:t>
+                                      </w:r>
+                                      <w:proofErr w:type="spellEnd"/>
+                                      <w:r>
+                                        <w:rPr>
+                                          <w:rFonts w:ascii="Times New Roman" w:hAnsi="Times New Roman" w:cs="Times New Roman"/>
+                                          <w:color w:val="000000" w:themeColor="text1"/>
+                                        </w:rPr>
+                                        <w:t xml:space="preserve"> </w:t>
+                                      </w:r>
+                                      <w:proofErr w:type="spellStart"/>
+                                      <w:r>
+                                        <w:rPr>
+                                          <w:rFonts w:ascii="Times New Roman" w:hAnsi="Times New Roman" w:cs="Times New Roman"/>
+                                          <w:color w:val="000000" w:themeColor="text1"/>
+                                        </w:rPr>
+                                        <w:t>bajarish</w:t>
+                                      </w:r>
+                                      <w:proofErr w:type="spellEnd"/>
+                                    </w:p>
+                                  </w:txbxContent>
+                                </wps:txbx>
+                                <wps:bodyPr rot="0" spcFirstLastPara="0" vertOverflow="overflow" horzOverflow="overflow" vert="horz" wrap="square" lIns="91440" tIns="45720" rIns="91440" bIns="45720" numCol="1" spcCol="0" rtlCol="0" fromWordArt="0" anchor="ctr" anchorCtr="0" forceAA="0" compatLnSpc="1">
+                                  <a:prstTxWarp prst="textNoShape">
+                                    <a:avLst/>
+                                  </a:prstTxWarp>
+                                  <a:noAutofit/>
+                                </wps:bodyPr>
+                              </wps:wsp>
+                              <wps:wsp>
+                                <wps:cNvPr id="55" name="Скругленный прямоугольник 55"/>
+                                <wps:cNvSpPr/>
+                                <wps:spPr>
+                                  <a:xfrm>
+                                    <a:off x="2349121" y="1681729"/>
+                                    <a:ext cx="1514475" cy="504825"/>
+                                  </a:xfrm>
+                                  <a:prstGeom prst="roundRect">
+                                    <a:avLst/>
+                                  </a:prstGeom>
+                                  <a:solidFill>
+                                    <a:schemeClr val="bg1"/>
+                                  </a:solidFill>
+                                  <a:ln>
+                                    <a:solidFill>
+                                      <a:schemeClr val="accent2"/>
+                                    </a:solidFill>
+                                  </a:ln>
+                                </wps:spPr>
+                                <wps:style>
+                                  <a:lnRef idx="2">
+                                    <a:schemeClr val="accent1">
+                                      <a:shade val="50000"/>
+                                    </a:schemeClr>
+                                  </a:lnRef>
+                                  <a:fillRef idx="1">
+                                    <a:schemeClr val="accent1"/>
+                                  </a:fillRef>
+                                  <a:effectRef idx="0">
+                                    <a:schemeClr val="accent1"/>
+                                  </a:effectRef>
+                                  <a:fontRef idx="minor">
+                                    <a:schemeClr val="lt1"/>
+                                  </a:fontRef>
+                                </wps:style>
+                                <wps:txbx>
+                                  <w:txbxContent>
+                                    <w:p>
+                                      <w:pPr>
+                                        <w:jc w:val="center"/>
+                                        <w:rPr>
+                                          <w:rFonts w:ascii="Times New Roman" w:hAnsi="Times New Roman" w:cs="Times New Roman"/>
+                                          <w:color w:val="000000" w:themeColor="text1"/>
+                                        </w:rPr>
+                                      </w:pPr>
+                                      <w:proofErr w:type="spellStart"/>
+                                      <w:r>
+                                        <w:rPr>
+                                          <w:rFonts w:ascii="Times New Roman" w:hAnsi="Times New Roman" w:cs="Times New Roman"/>
+                                          <w:color w:val="000000" w:themeColor="text1"/>
+                                        </w:rPr>
+                                        <w:t>Deduktiv</w:t>
+                                      </w:r>
+                                      <w:proofErr w:type="spellEnd"/>
+                                      <w:r>
+                                        <w:rPr>
+                                          <w:rFonts w:ascii="Times New Roman" w:hAnsi="Times New Roman" w:cs="Times New Roman"/>
+                                          <w:color w:val="000000" w:themeColor="text1"/>
+                                        </w:rPr>
+                                        <w:t xml:space="preserve"> </w:t>
+                                      </w:r>
+                                      <w:proofErr w:type="spellStart"/>
+                                      <w:r>
+                                        <w:rPr>
+                                          <w:rFonts w:ascii="Times New Roman" w:hAnsi="Times New Roman" w:cs="Times New Roman"/>
+                                          <w:color w:val="000000" w:themeColor="text1"/>
+                                        </w:rPr>
+                                        <w:t>xulosa</w:t>
+                                      </w:r>
+                                      <w:proofErr w:type="spellEnd"/>
+                                      <w:r>
+                                        <w:rPr>
+                                          <w:rFonts w:ascii="Times New Roman" w:hAnsi="Times New Roman" w:cs="Times New Roman"/>
+                                          <w:color w:val="000000" w:themeColor="text1"/>
+                                        </w:rPr>
+                                        <w:t xml:space="preserve"> </w:t>
+                                      </w:r>
+                                      <w:proofErr w:type="spellStart"/>
+                                      <w:r>
+                                        <w:rPr>
+                                          <w:rFonts w:ascii="Times New Roman" w:hAnsi="Times New Roman" w:cs="Times New Roman"/>
+                                          <w:color w:val="000000" w:themeColor="text1"/>
+                                        </w:rPr>
+                                        <w:t>chiqarish</w:t>
+                                      </w:r>
+                                      <w:proofErr w:type="spellEnd"/>
+                                    </w:p>
+                                  </w:txbxContent>
+                                </wps:txbx>
+                                <wps:bodyPr rot="0" spcFirstLastPara="0" vertOverflow="overflow" horzOverflow="overflow" vert="horz" wrap="square" lIns="91440" tIns="45720" rIns="91440" bIns="45720" numCol="1" spcCol="0" rtlCol="0" fromWordArt="0" anchor="ctr" anchorCtr="0" forceAA="0" compatLnSpc="1">
+                                  <a:prstTxWarp prst="textNoShape">
+                                    <a:avLst/>
+                                  </a:prstTxWarp>
+                                  <a:noAutofit/>
+                                </wps:bodyPr>
+                              </wps:wsp>
+                              <wps:wsp>
+                                <wps:cNvPr id="56" name="Скругленный прямоугольник 56"/>
+                                <wps:cNvSpPr/>
+                                <wps:spPr>
+                                  <a:xfrm>
+                                    <a:off x="4166210" y="1687284"/>
+                                    <a:ext cx="1514475" cy="504825"/>
+                                  </a:xfrm>
+                                  <a:prstGeom prst="roundRect">
+                                    <a:avLst/>
+                                  </a:prstGeom>
+                                  <a:solidFill>
+                                    <a:schemeClr val="bg1"/>
+                                  </a:solidFill>
+                                  <a:ln>
+                                    <a:solidFill>
+                                      <a:schemeClr val="accent2"/>
+                                    </a:solidFill>
+                                  </a:ln>
+                                </wps:spPr>
+                                <wps:style>
+                                  <a:lnRef idx="2">
+                                    <a:schemeClr val="accent1">
+                                      <a:shade val="50000"/>
+                                    </a:schemeClr>
+                                  </a:lnRef>
+                                  <a:fillRef idx="1">
+                                    <a:schemeClr val="accent1"/>
+                                  </a:fillRef>
+                                  <a:effectRef idx="0">
+                                    <a:schemeClr val="accent1"/>
+                                  </a:effectRef>
+                                  <a:fontRef idx="minor">
+                                    <a:schemeClr val="lt1"/>
+                                  </a:fontRef>
+                                </wps:style>
+                                <wps:txbx>
+                                  <w:txbxContent>
+                                    <w:p>
+                                      <w:pPr>
+                                        <w:jc w:val="center"/>
+                                        <w:rPr>
+                                          <w:rFonts w:ascii="Times New Roman" w:hAnsi="Times New Roman" w:cs="Times New Roman"/>
+                                          <w:color w:val="000000" w:themeColor="text1"/>
+                                        </w:rPr>
+                                      </w:pPr>
+                                      <w:proofErr w:type="spellStart"/>
+                                      <w:r>
+                                        <w:rPr>
+                                          <w:rFonts w:ascii="Times New Roman" w:hAnsi="Times New Roman" w:cs="Times New Roman"/>
+                                          <w:color w:val="000000" w:themeColor="text1"/>
+                                        </w:rPr>
+                                        <w:t>Qisman-izlanishli</w:t>
+                                      </w:r>
+                                      <w:proofErr w:type="spellEnd"/>
+                                      <w:r>
+                                        <w:rPr>
+                                          <w:rFonts w:ascii="Times New Roman" w:hAnsi="Times New Roman" w:cs="Times New Roman"/>
+                                          <w:color w:val="000000" w:themeColor="text1"/>
+                                        </w:rPr>
+                                        <w:t xml:space="preserve"> </w:t>
+                                      </w:r>
+                                      <w:proofErr w:type="spellStart"/>
+                                      <w:r>
+                                        <w:rPr>
+                                          <w:rFonts w:ascii="Times New Roman" w:hAnsi="Times New Roman" w:cs="Times New Roman"/>
+                                          <w:color w:val="000000" w:themeColor="text1"/>
+                                        </w:rPr>
+                                        <w:t>metod</w:t>
+                                      </w:r>
+                                      <w:proofErr w:type="spellEnd"/>
+                                    </w:p>
+                                  </w:txbxContent>
+                                </wps:txbx>
+                                <wps:bodyPr rot="0" spcFirstLastPara="0" vertOverflow="overflow" horzOverflow="overflow" vert="horz" wrap="square" lIns="91440" tIns="45720" rIns="91440" bIns="45720" numCol="1" spcCol="0" rtlCol="0" fromWordArt="0" anchor="ctr" anchorCtr="0" forceAA="0" compatLnSpc="1">
+                                  <a:prstTxWarp prst="textNoShape">
+                                    <a:avLst/>
+                                  </a:prstTxWarp>
+                                  <a:noAutofit/>
+                                </wps:bodyPr>
+                              </wps:wsp>
+                              <wps:wsp>
+                                <wps:cNvPr id="57" name="Скругленный прямоугольник 57"/>
+                                <wps:cNvSpPr/>
+                                <wps:spPr>
+                                  <a:xfrm>
+                                    <a:off x="1688868" y="2488252"/>
+                                    <a:ext cx="972000" cy="648275"/>
+                                  </a:xfrm>
+                                  <a:prstGeom prst="roundRect">
+                                    <a:avLst/>
+                                  </a:prstGeom>
+                                  <a:solidFill>
+                                    <a:schemeClr val="bg1"/>
+                                  </a:solidFill>
+                                  <a:ln>
+                                    <a:solidFill>
+                                      <a:schemeClr val="accent1"/>
+                                    </a:solidFill>
+                                  </a:ln>
+                                </wps:spPr>
+                                <wps:style>
+                                  <a:lnRef idx="2">
+                                    <a:schemeClr val="accent1">
+                                      <a:shade val="50000"/>
+                                    </a:schemeClr>
+                                  </a:lnRef>
+                                  <a:fillRef idx="1">
+                                    <a:schemeClr val="accent1"/>
+                                  </a:fillRef>
+                                  <a:effectRef idx="0">
+                                    <a:schemeClr val="accent1"/>
+                                  </a:effectRef>
+                                  <a:fontRef idx="minor">
+                                    <a:schemeClr val="lt1"/>
+                                  </a:fontRef>
+                                </wps:style>
+                                <wps:txbx>
+                                  <w:txbxContent>
+                                    <w:p>
+                                      <w:pPr>
+                                        <w:jc w:val="center"/>
+                                        <w:rPr>
+                                          <w:rFonts w:ascii="Times New Roman" w:hAnsi="Times New Roman" w:cs="Times New Roman"/>
+                                          <w:color w:val="000000" w:themeColor="text1"/>
+                                        </w:rPr>
+                                      </w:pPr>
+                                      <w:proofErr w:type="spellStart"/>
+                                      <w:r>
+                                        <w:rPr>
+                                          <w:rFonts w:ascii="Times New Roman" w:hAnsi="Times New Roman" w:cs="Times New Roman"/>
+                                          <w:color w:val="000000" w:themeColor="text1"/>
+                                        </w:rPr>
+                                        <w:t>Muammoni</w:t>
+                                      </w:r>
+                                      <w:proofErr w:type="spellEnd"/>
+                                      <w:r>
+                                        <w:rPr>
+                                          <w:rFonts w:ascii="Times New Roman" w:hAnsi="Times New Roman" w:cs="Times New Roman"/>
+                                          <w:color w:val="000000" w:themeColor="text1"/>
+                                        </w:rPr>
+                                        <w:t xml:space="preserve"> </w:t>
+                                      </w:r>
+                                      <w:proofErr w:type="spellStart"/>
+                                      <w:r>
+                                        <w:rPr>
+                                          <w:rFonts w:ascii="Times New Roman" w:hAnsi="Times New Roman" w:cs="Times New Roman"/>
+                                          <w:color w:val="000000" w:themeColor="text1"/>
+                                        </w:rPr>
+                                        <w:t>hal</w:t>
+                                      </w:r>
+                                      <w:proofErr w:type="spellEnd"/>
+                                      <w:r>
+                                        <w:rPr>
+                                          <w:rFonts w:ascii="Times New Roman" w:hAnsi="Times New Roman" w:cs="Times New Roman"/>
+                                          <w:color w:val="000000" w:themeColor="text1"/>
+                                        </w:rPr>
+                                        <w:t xml:space="preserve"> </w:t>
+                                      </w:r>
+                                      <w:proofErr w:type="spellStart"/>
+                                      <w:r>
+                                        <w:rPr>
+                                          <w:rFonts w:ascii="Times New Roman" w:hAnsi="Times New Roman" w:cs="Times New Roman"/>
+                                          <w:color w:val="000000" w:themeColor="text1"/>
+                                        </w:rPr>
+                                        <w:t>etish</w:t>
+                                      </w:r>
+                                      <w:proofErr w:type="spellEnd"/>
+                                      <w:r>
+                                        <w:rPr>
+                                          <w:rFonts w:ascii="Times New Roman" w:hAnsi="Times New Roman" w:cs="Times New Roman"/>
+                                          <w:color w:val="000000" w:themeColor="text1"/>
+                                        </w:rPr>
+                                        <w:t xml:space="preserve"> </w:t>
+                                      </w:r>
+                                      <w:proofErr w:type="spellStart"/>
+                                      <w:r>
+                                        <w:rPr>
+                                          <w:rFonts w:ascii="Times New Roman" w:hAnsi="Times New Roman" w:cs="Times New Roman"/>
+                                          <w:color w:val="000000" w:themeColor="text1"/>
+                                        </w:rPr>
+                                        <w:t>topshiriqlari</w:t>
+                                      </w:r>
+                                      <w:proofErr w:type="spellEnd"/>
+                                    </w:p>
+                                  </w:txbxContent>
+                                </wps:txbx>
+                                <wps:bodyPr rot="0" spcFirstLastPara="0" vertOverflow="overflow" horzOverflow="overflow" vert="horz" wrap="square" lIns="91440" tIns="45720" rIns="91440" bIns="45720" numCol="1" spcCol="0" rtlCol="0" fromWordArt="0" anchor="ctr" anchorCtr="0" forceAA="0" compatLnSpc="1">
+                                  <a:prstTxWarp prst="textNoShape">
+                                    <a:avLst/>
+                                  </a:prstTxWarp>
+                                  <a:noAutofit/>
+                                </wps:bodyPr>
+                              </wps:wsp>
+                              <wps:wsp>
+                                <wps:cNvPr id="58" name="Скругленный прямоугольник 58"/>
+                                <wps:cNvSpPr/>
+                                <wps:spPr>
+                                  <a:xfrm>
+                                    <a:off x="2810220" y="2488252"/>
+                                    <a:ext cx="1008000" cy="648376"/>
+                                  </a:xfrm>
+                                  <a:prstGeom prst="roundRect">
+                                    <a:avLst/>
+                                  </a:prstGeom>
+                                  <a:solidFill>
+                                    <a:schemeClr val="bg1"/>
+                                  </a:solidFill>
+                                  <a:ln>
+                                    <a:solidFill>
+                                      <a:schemeClr val="accent1"/>
+                                    </a:solidFill>
+                                  </a:ln>
+                                </wps:spPr>
+                                <wps:style>
+                                  <a:lnRef idx="2">
+                                    <a:schemeClr val="accent1">
+                                      <a:shade val="50000"/>
+                                    </a:schemeClr>
+                                  </a:lnRef>
+                                  <a:fillRef idx="1">
+                                    <a:schemeClr val="accent1"/>
+                                  </a:fillRef>
+                                  <a:effectRef idx="0">
+                                    <a:schemeClr val="accent1"/>
+                                  </a:effectRef>
+                                  <a:fontRef idx="minor">
+                                    <a:schemeClr val="lt1"/>
+                                  </a:fontRef>
+                                </wps:style>
+                                <wps:txbx>
+                                  <w:txbxContent>
+                                    <w:p>
+                                      <w:pPr>
+                                        <w:jc w:val="center"/>
+                                        <w:rPr>
+                                          <w:rFonts w:ascii="Times New Roman" w:hAnsi="Times New Roman" w:cs="Times New Roman"/>
+                                          <w:color w:val="000000" w:themeColor="text1"/>
+                                        </w:rPr>
+                                      </w:pPr>
+                                      <w:proofErr w:type="spellStart"/>
+                                      <w:r>
+                                        <w:rPr>
+                                          <w:rFonts w:ascii="Times New Roman" w:hAnsi="Times New Roman" w:cs="Times New Roman"/>
+                                          <w:color w:val="000000" w:themeColor="text1"/>
+                                        </w:rPr>
+                                        <w:t>Individual</w:t>
+                                      </w:r>
+                                      <w:proofErr w:type="spellEnd"/>
+                                      <w:r>
+                                        <w:rPr>
+                                          <w:rFonts w:ascii="Times New Roman" w:hAnsi="Times New Roman" w:cs="Times New Roman"/>
+                                          <w:color w:val="000000" w:themeColor="text1"/>
+                                        </w:rPr>
+                                        <w:t xml:space="preserve"> </w:t>
+                                      </w:r>
+                                      <w:proofErr w:type="spellStart"/>
+                                      <w:r>
+                                        <w:rPr>
+                                          <w:rFonts w:ascii="Times New Roman" w:hAnsi="Times New Roman" w:cs="Times New Roman"/>
+                                          <w:color w:val="000000" w:themeColor="text1"/>
+                                        </w:rPr>
+                                        <w:t>loyiha</w:t>
+                                      </w:r>
+                                      <w:proofErr w:type="spellEnd"/>
+                                    </w:p>
+                                  </w:txbxContent>
+                                </wps:txbx>
+                                <wps:bodyPr rot="0" spcFirstLastPara="0" vertOverflow="overflow" horzOverflow="overflow" vert="horz" wrap="square" lIns="91440" tIns="45720" rIns="91440" bIns="45720" numCol="1" spcCol="0" rtlCol="0" fromWordArt="0" anchor="ctr" anchorCtr="0" forceAA="0" compatLnSpc="1">
+                                  <a:prstTxWarp prst="textNoShape">
+                                    <a:avLst/>
+                                  </a:prstTxWarp>
+                                  <a:noAutofit/>
+                                </wps:bodyPr>
+                              </wps:wsp>
+                              <wps:wsp>
+                                <wps:cNvPr id="59" name="Скругленный прямоугольник 59"/>
+                                <wps:cNvSpPr/>
+                                <wps:spPr>
+                                  <a:xfrm>
+                                    <a:off x="3935035" y="2486508"/>
+                                    <a:ext cx="1116081" cy="648397"/>
+                                  </a:xfrm>
+                                  <a:prstGeom prst="roundRect">
+                                    <a:avLst/>
+                                  </a:prstGeom>
+                                  <a:solidFill>
+                                    <a:schemeClr val="bg1"/>
+                                  </a:solidFill>
+                                  <a:ln>
+                                    <a:solidFill>
+                                      <a:schemeClr val="accent1"/>
+                                    </a:solidFill>
+                                  </a:ln>
+                                </wps:spPr>
+                                <wps:style>
+                                  <a:lnRef idx="2">
+                                    <a:schemeClr val="accent1">
+                                      <a:shade val="50000"/>
+                                    </a:schemeClr>
+                                  </a:lnRef>
+                                  <a:fillRef idx="1">
+                                    <a:schemeClr val="accent1"/>
+                                  </a:fillRef>
+                                  <a:effectRef idx="0">
+                                    <a:schemeClr val="accent1"/>
+                                  </a:effectRef>
+                                  <a:fontRef idx="minor">
+                                    <a:schemeClr val="lt1"/>
+                                  </a:fontRef>
+                                </wps:style>
+                                <wps:txbx>
+                                  <w:txbxContent>
+                                    <w:p>
+                                      <w:pPr>
+                                        <w:jc w:val="center"/>
+                                        <w:rPr>
+                                          <w:rFonts w:ascii="Times New Roman" w:hAnsi="Times New Roman" w:cs="Times New Roman"/>
+                                          <w:color w:val="000000" w:themeColor="text1"/>
+                                        </w:rPr>
+                                      </w:pPr>
+                                      <w:proofErr w:type="spellStart"/>
+                                      <w:r>
+                                        <w:rPr>
+                                          <w:rFonts w:ascii="Times New Roman" w:hAnsi="Times New Roman" w:cs="Times New Roman"/>
+                                          <w:color w:val="000000" w:themeColor="text1"/>
+                                        </w:rPr>
+                                        <w:t>Hisoblash</w:t>
+                                      </w:r>
+                                      <w:proofErr w:type="spellEnd"/>
+                                      <w:r>
+                                        <w:rPr>
+                                          <w:rFonts w:ascii="Times New Roman" w:hAnsi="Times New Roman" w:cs="Times New Roman"/>
+                                          <w:color w:val="000000" w:themeColor="text1"/>
+                                        </w:rPr>
+                                        <w:t xml:space="preserve"> </w:t>
+                                      </w:r>
+                                      <w:proofErr w:type="spellStart"/>
+                                      <w:r>
+                                        <w:rPr>
+                                          <w:rFonts w:ascii="Times New Roman" w:hAnsi="Times New Roman" w:cs="Times New Roman"/>
+                                          <w:color w:val="000000" w:themeColor="text1"/>
+                                        </w:rPr>
+                                        <w:t>ishlari</w:t>
+                                      </w:r>
+                                      <w:proofErr w:type="spellEnd"/>
+                                    </w:p>
+                                  </w:txbxContent>
+                                </wps:txbx>
+                                <wps:bodyPr rot="0" spcFirstLastPara="0" vertOverflow="overflow" horzOverflow="overflow" vert="horz" wrap="square" lIns="91440" tIns="45720" rIns="91440" bIns="45720" numCol="1" spcCol="0" rtlCol="0" fromWordArt="0" anchor="ctr" anchorCtr="0" forceAA="0" compatLnSpc="1">
+                                  <a:prstTxWarp prst="textNoShape">
+                                    <a:avLst/>
+                                  </a:prstTxWarp>
+                                  <a:noAutofit/>
+                                </wps:bodyPr>
+                              </wps:wsp>
+                              <wps:wsp>
+                                <wps:cNvPr id="60" name="Скругленный прямоугольник 60"/>
+                                <wps:cNvSpPr/>
+                                <wps:spPr>
+                                  <a:xfrm>
+                                    <a:off x="5175885" y="2486503"/>
+                                    <a:ext cx="1080000" cy="648399"/>
+                                  </a:xfrm>
+                                  <a:prstGeom prst="roundRect">
+                                    <a:avLst/>
+                                  </a:prstGeom>
+                                  <a:solidFill>
+                                    <a:schemeClr val="bg1"/>
+                                  </a:solidFill>
+                                  <a:ln>
+                                    <a:solidFill>
+                                      <a:schemeClr val="accent1"/>
+                                    </a:solidFill>
+                                  </a:ln>
+                                </wps:spPr>
+                                <wps:style>
+                                  <a:lnRef idx="2">
+                                    <a:schemeClr val="accent1">
+                                      <a:shade val="50000"/>
+                                    </a:schemeClr>
+                                  </a:lnRef>
+                                  <a:fillRef idx="1">
+                                    <a:schemeClr val="accent1"/>
+                                  </a:fillRef>
+                                  <a:effectRef idx="0">
+                                    <a:schemeClr val="accent1"/>
+                                  </a:effectRef>
+                                  <a:fontRef idx="minor">
+                                    <a:schemeClr val="lt1"/>
+                                  </a:fontRef>
+                                </wps:style>
+                                <wps:txbx>
+                                  <w:txbxContent>
+                                    <w:p>
+                                      <w:pPr>
+                                        <w:jc w:val="center"/>
+                                        <w:rPr>
+                                          <w:rFonts w:ascii="Times New Roman" w:hAnsi="Times New Roman" w:cs="Times New Roman"/>
+                                          <w:color w:val="000000" w:themeColor="text1"/>
+                                        </w:rPr>
+                                      </w:pPr>
+                                      <w:proofErr w:type="spellStart"/>
+                                      <w:r>
+                                        <w:rPr>
+                                          <w:rFonts w:ascii="Times New Roman" w:hAnsi="Times New Roman" w:cs="Times New Roman"/>
+                                          <w:color w:val="000000" w:themeColor="text1"/>
+                                        </w:rPr>
+                                        <w:t>Grafik</w:t>
+                                      </w:r>
+                                      <w:proofErr w:type="spellEnd"/>
+                                      <w:r>
+                                        <w:rPr>
+                                          <w:rFonts w:ascii="Times New Roman" w:hAnsi="Times New Roman" w:cs="Times New Roman"/>
+                                          <w:color w:val="000000" w:themeColor="text1"/>
+                                        </w:rPr>
+                                        <w:t xml:space="preserve"> </w:t>
+                                      </w:r>
+                                      <w:proofErr w:type="spellStart"/>
+                                      <w:r>
+                                        <w:rPr>
+                                          <w:rFonts w:ascii="Times New Roman" w:hAnsi="Times New Roman" w:cs="Times New Roman"/>
+                                          <w:color w:val="000000" w:themeColor="text1"/>
+                                        </w:rPr>
+                                        <w:t>ishlarni</w:t>
+                                      </w:r>
+                                      <w:proofErr w:type="spellEnd"/>
+                                      <w:r>
+                                        <w:rPr>
+                                          <w:rFonts w:ascii="Times New Roman" w:hAnsi="Times New Roman" w:cs="Times New Roman"/>
+                                          <w:color w:val="000000" w:themeColor="text1"/>
+                                        </w:rPr>
+                                        <w:t xml:space="preserve"> </w:t>
+                                      </w:r>
+                                      <w:proofErr w:type="spellStart"/>
+                                      <w:r>
+                                        <w:rPr>
+                                          <w:rFonts w:ascii="Times New Roman" w:hAnsi="Times New Roman" w:cs="Times New Roman"/>
+                                          <w:color w:val="000000" w:themeColor="text1"/>
+                                        </w:rPr>
+                                        <w:t>bajarish</w:t>
+                                      </w:r>
+                                      <w:proofErr w:type="spellEnd"/>
+                                    </w:p>
+                                  </w:txbxContent>
+                                </wps:txbx>
+                                <wps:bodyPr rot="0" spcFirstLastPara="0" vertOverflow="overflow" horzOverflow="overflow" vert="horz" wrap="square" lIns="91440" tIns="45720" rIns="91440" bIns="45720" numCol="1" spcCol="0" rtlCol="0" fromWordArt="0" anchor="ctr" anchorCtr="0" forceAA="0" compatLnSpc="1">
+                                  <a:prstTxWarp prst="textNoShape">
+                                    <a:avLst/>
+                                  </a:prstTxWarp>
+                                  <a:noAutofit/>
+                                </wps:bodyPr>
+                              </wps:wsp>
+                            </wpg:grpSp>
+                            <wps:wsp>
+                              <wps:cNvPr id="61" name="Прямая со стрелкой 61"/>
+                              <wps:cNvCnPr>
+                                <a:stCxn id="45" idx="3"/>
+                                <a:endCxn id="48" idx="1"/>
+                              </wps:cNvCnPr>
+                              <wps:spPr>
+                                <a:xfrm flipV="1">
+                                  <a:off x="1215301" y="905269"/>
+                                  <a:ext cx="138504" cy="3807"/>
+                                </a:xfrm>
+                                <a:prstGeom prst="straightConnector1">
+                                  <a:avLst/>
+                                </a:prstGeom>
+                                <a:ln>
+                                  <a:solidFill>
+                                    <a:schemeClr val="tx1"/>
+                                  </a:solidFill>
+                                  <a:tailEnd type="triangle"/>
+                                </a:ln>
+                              </wps:spPr>
+                              <wps:style>
+                                <a:lnRef idx="1">
+                                  <a:schemeClr val="accent1"/>
+                                </a:lnRef>
+                                <a:fillRef idx="0">
+                                  <a:schemeClr val="accent1"/>
+                                </a:fillRef>
+                                <a:effectRef idx="0">
+                                  <a:schemeClr val="accent1"/>
+                                </a:effectRef>
+                                <a:fontRef idx="minor">
+                                  <a:schemeClr val="tx1"/>
+                                </a:fontRef>
+                              </wps:style>
+                              <wps:bodyPr/>
+                            </wps:wsp>
+                            <wps:wsp>
+                              <wps:cNvPr id="62" name="Прямая со стрелкой 62"/>
+                              <wps:cNvCnPr>
+                                <a:stCxn id="48" idx="3"/>
+                                <a:endCxn id="51" idx="1"/>
+                              </wps:cNvCnPr>
+                              <wps:spPr>
+                                <a:xfrm flipV="1">
+                                  <a:off x="2325805" y="904317"/>
+                                  <a:ext cx="110357" cy="952"/>
+                                </a:xfrm>
+                                <a:prstGeom prst="straightConnector1">
+                                  <a:avLst/>
+                                </a:prstGeom>
+                                <a:ln>
+                                  <a:solidFill>
+                                    <a:schemeClr val="tx1"/>
+                                  </a:solidFill>
+                                  <a:tailEnd type="triangle"/>
+                                </a:ln>
+                              </wps:spPr>
+                              <wps:style>
+                                <a:lnRef idx="1">
+                                  <a:schemeClr val="accent1"/>
+                                </a:lnRef>
+                                <a:fillRef idx="0">
+                                  <a:schemeClr val="accent1"/>
+                                </a:fillRef>
+                                <a:effectRef idx="0">
+                                  <a:schemeClr val="accent1"/>
+                                </a:effectRef>
+                                <a:fontRef idx="minor">
+                                  <a:schemeClr val="tx1"/>
+                                </a:fontRef>
+                              </wps:style>
+                              <wps:bodyPr/>
+                            </wps:wsp>
+                            <wps:wsp>
+                              <wps:cNvPr id="63" name="Прямая со стрелкой 63"/>
+                              <wps:cNvCnPr/>
+                              <wps:spPr>
+                                <a:xfrm>
+                                  <a:off x="3581400" y="904318"/>
+                                  <a:ext cx="135073" cy="4759"/>
+                                </a:xfrm>
+                                <a:prstGeom prst="straightConnector1">
+                                  <a:avLst/>
+                                </a:prstGeom>
+                                <a:ln>
+                                  <a:solidFill>
+                                    <a:schemeClr val="tx1"/>
+                                  </a:solidFill>
+                                  <a:tailEnd type="triangle"/>
+                                </a:ln>
+                              </wps:spPr>
+                              <wps:style>
+                                <a:lnRef idx="1">
+                                  <a:schemeClr val="accent1"/>
+                                </a:lnRef>
+                                <a:fillRef idx="0">
+                                  <a:schemeClr val="accent1"/>
+                                </a:fillRef>
+                                <a:effectRef idx="0">
+                                  <a:schemeClr val="accent1"/>
+                                </a:effectRef>
+                                <a:fontRef idx="minor">
+                                  <a:schemeClr val="tx1"/>
+                                </a:fontRef>
+                              </wps:style>
+                              <wps:bodyPr/>
+                            </wps:wsp>
+                            <wps:wsp>
+                              <wps:cNvPr id="64" name="Прямая со стрелкой 64"/>
+                              <wps:cNvCnPr/>
+                              <wps:spPr>
+                                <a:xfrm>
+                                  <a:off x="4724400" y="909077"/>
+                                  <a:ext cx="171070" cy="2593"/>
+                                </a:xfrm>
+                                <a:prstGeom prst="straightConnector1">
+                                  <a:avLst/>
+                                </a:prstGeom>
+                                <a:ln>
+                                  <a:solidFill>
+                                    <a:schemeClr val="tx1"/>
+                                  </a:solidFill>
+                                  <a:tailEnd type="triangle"/>
+                                </a:ln>
+                              </wps:spPr>
+                              <wps:style>
+                                <a:lnRef idx="1">
+                                  <a:schemeClr val="accent1"/>
+                                </a:lnRef>
+                                <a:fillRef idx="0">
+                                  <a:schemeClr val="accent1"/>
+                                </a:fillRef>
+                                <a:effectRef idx="0">
+                                  <a:schemeClr val="accent1"/>
+                                </a:effectRef>
+                                <a:fontRef idx="minor">
+                                  <a:schemeClr val="tx1"/>
+                                </a:fontRef>
+                              </wps:style>
+                              <wps:bodyPr/>
+                            </wps:wsp>
+                            <wps:wsp>
+                              <wps:cNvPr id="65" name="Прямая со стрелкой 65"/>
+                              <wps:cNvCnPr/>
+                              <wps:spPr>
+                                <a:xfrm flipV="1">
+                                  <a:off x="5867400" y="909078"/>
+                                  <a:ext cx="171004" cy="2592"/>
+                                </a:xfrm>
+                                <a:prstGeom prst="straightConnector1">
+                                  <a:avLst/>
+                                </a:prstGeom>
+                                <a:ln>
+                                  <a:solidFill>
+                                    <a:schemeClr val="tx1"/>
+                                  </a:solidFill>
+                                  <a:tailEnd type="triangle"/>
+                                </a:ln>
+                              </wps:spPr>
+                              <wps:style>
+                                <a:lnRef idx="1">
+                                  <a:schemeClr val="accent1"/>
+                                </a:lnRef>
+                                <a:fillRef idx="0">
+                                  <a:schemeClr val="accent1"/>
+                                </a:fillRef>
+                                <a:effectRef idx="0">
+                                  <a:schemeClr val="accent1"/>
+                                </a:effectRef>
+                                <a:fontRef idx="minor">
+                                  <a:schemeClr val="tx1"/>
+                                </a:fontRef>
+                              </wps:style>
+                              <wps:bodyPr/>
+                            </wps:wsp>
+                            <wps:wsp>
+                              <wps:cNvPr id="66" name="Прямая со стрелкой 66"/>
+                              <wps:cNvCnPr/>
+                              <wps:spPr>
+                                <a:xfrm>
+                                  <a:off x="1223999" y="1938256"/>
+                                  <a:ext cx="246557" cy="245"/>
+                                </a:xfrm>
+                                <a:prstGeom prst="straightConnector1">
+                                  <a:avLst/>
+                                </a:prstGeom>
+                                <a:ln>
+                                  <a:solidFill>
+                                    <a:schemeClr val="tx1"/>
+                                  </a:solidFill>
+                                  <a:tailEnd type="triangle"/>
+                                </a:ln>
+                              </wps:spPr>
+                              <wps:style>
+                                <a:lnRef idx="1">
+                                  <a:schemeClr val="accent1"/>
+                                </a:lnRef>
+                                <a:fillRef idx="0">
+                                  <a:schemeClr val="accent1"/>
+                                </a:fillRef>
+                                <a:effectRef idx="0">
+                                  <a:schemeClr val="accent1"/>
+                                </a:effectRef>
+                                <a:fontRef idx="minor">
+                                  <a:schemeClr val="tx1"/>
+                                </a:fontRef>
+                              </wps:style>
+                              <wps:bodyPr/>
+                            </wps:wsp>
+                            <wps:wsp>
+                              <wps:cNvPr id="67" name="Прямая со стрелкой 67"/>
+                              <wps:cNvCnPr/>
+                              <wps:spPr>
+                                <a:xfrm flipV="1">
+                                  <a:off x="2699192" y="1932950"/>
+                                  <a:ext cx="379320" cy="5551"/>
+                                </a:xfrm>
+                                <a:prstGeom prst="straightConnector1">
+                                  <a:avLst/>
+                                </a:prstGeom>
+                                <a:ln>
+                                  <a:solidFill>
+                                    <a:schemeClr val="tx1"/>
+                                  </a:solidFill>
+                                  <a:tailEnd type="triangle"/>
+                                </a:ln>
+                              </wps:spPr>
+                              <wps:style>
+                                <a:lnRef idx="1">
+                                  <a:schemeClr val="accent1"/>
+                                </a:lnRef>
+                                <a:fillRef idx="0">
+                                  <a:schemeClr val="accent1"/>
+                                </a:fillRef>
+                                <a:effectRef idx="0">
+                                  <a:schemeClr val="accent1"/>
+                                </a:effectRef>
+                                <a:fontRef idx="minor">
+                                  <a:schemeClr val="tx1"/>
+                                </a:fontRef>
+                              </wps:style>
+                              <wps:bodyPr/>
+                            </wps:wsp>
+                            <wps:wsp>
+                              <wps:cNvPr id="68" name="Прямая со стрелкой 68"/>
+                              <wps:cNvCnPr/>
+                              <wps:spPr>
+                                <a:xfrm>
+                                  <a:off x="4592877" y="1932950"/>
+                                  <a:ext cx="302593" cy="5551"/>
+                                </a:xfrm>
+                                <a:prstGeom prst="straightConnector1">
+                                  <a:avLst/>
+                                </a:prstGeom>
+                                <a:ln>
+                                  <a:solidFill>
+                                    <a:schemeClr val="tx1"/>
+                                  </a:solidFill>
+                                  <a:tailEnd type="triangle"/>
+                                </a:ln>
+                              </wps:spPr>
+                              <wps:style>
+                                <a:lnRef idx="1">
+                                  <a:schemeClr val="accent1"/>
+                                </a:lnRef>
+                                <a:fillRef idx="0">
+                                  <a:schemeClr val="accent1"/>
+                                </a:fillRef>
+                                <a:effectRef idx="0">
+                                  <a:schemeClr val="accent1"/>
+                                </a:effectRef>
+                                <a:fontRef idx="minor">
+                                  <a:schemeClr val="tx1"/>
+                                </a:fontRef>
+                              </wps:style>
+                              <wps:bodyPr/>
+                            </wps:wsp>
+                            <wps:wsp>
+                              <wps:cNvPr id="69" name="Прямая со стрелкой 69"/>
+                              <wps:cNvCnPr/>
+                              <wps:spPr>
+                                <a:xfrm flipV="1">
+                                  <a:off x="1224000" y="2813412"/>
+                                  <a:ext cx="165336" cy="2842"/>
+                                </a:xfrm>
+                                <a:prstGeom prst="straightConnector1">
+                                  <a:avLst/>
+                                </a:prstGeom>
+                                <a:ln>
+                                  <a:solidFill>
+                                    <a:schemeClr val="tx1"/>
+                                  </a:solidFill>
+                                  <a:tailEnd type="triangle"/>
+                                </a:ln>
+                              </wps:spPr>
+                              <wps:style>
+                                <a:lnRef idx="1">
+                                  <a:schemeClr val="accent1"/>
+                                </a:lnRef>
+                                <a:fillRef idx="0">
+                                  <a:schemeClr val="accent1"/>
+                                </a:fillRef>
+                                <a:effectRef idx="0">
+                                  <a:schemeClr val="accent1"/>
+                                </a:effectRef>
+                                <a:fontRef idx="minor">
+                                  <a:schemeClr val="tx1"/>
+                                </a:fontRef>
+                              </wps:style>
+                              <wps:bodyPr/>
+                            </wps:wsp>
+                            <wps:wsp>
+                              <wps:cNvPr id="70" name="Прямая со стрелкой 70"/>
+                              <wps:cNvCnPr/>
+                              <wps:spPr>
+                                <a:xfrm flipV="1">
+                                  <a:off x="2289271" y="2810656"/>
+                                  <a:ext cx="129036" cy="2756"/>
+                                </a:xfrm>
+                                <a:prstGeom prst="straightConnector1">
+                                  <a:avLst/>
+                                </a:prstGeom>
+                                <a:ln>
+                                  <a:solidFill>
+                                    <a:schemeClr val="tx1"/>
+                                  </a:solidFill>
+                                  <a:tailEnd type="triangle"/>
+                                </a:ln>
+                              </wps:spPr>
+                              <wps:style>
+                                <a:lnRef idx="1">
+                                  <a:schemeClr val="accent1"/>
+                                </a:lnRef>
+                                <a:fillRef idx="0">
+                                  <a:schemeClr val="accent1"/>
+                                </a:fillRef>
+                                <a:effectRef idx="0">
+                                  <a:schemeClr val="accent1"/>
+                                </a:effectRef>
+                                <a:fontRef idx="minor">
+                                  <a:schemeClr val="tx1"/>
+                                </a:fontRef>
+                              </wps:style>
+                              <wps:bodyPr/>
+                            </wps:wsp>
+                            <wps:wsp>
+                              <wps:cNvPr id="71" name="Прямая со стрелкой 71"/>
+                              <wps:cNvCnPr/>
+                              <wps:spPr>
+                                <a:xfrm>
+                                  <a:off x="3390237" y="2810656"/>
+                                  <a:ext cx="149341" cy="51"/>
+                                </a:xfrm>
+                                <a:prstGeom prst="straightConnector1">
+                                  <a:avLst/>
+                                </a:prstGeom>
+                                <a:ln>
+                                  <a:solidFill>
+                                    <a:schemeClr val="tx1"/>
+                                  </a:solidFill>
+                                  <a:tailEnd type="triangle"/>
+                                </a:ln>
+                              </wps:spPr>
+                              <wps:style>
+                                <a:lnRef idx="1">
+                                  <a:schemeClr val="accent1"/>
+                                </a:lnRef>
+                                <a:fillRef idx="0">
+                                  <a:schemeClr val="accent1"/>
+                                </a:fillRef>
+                                <a:effectRef idx="0">
+                                  <a:schemeClr val="accent1"/>
+                                </a:effectRef>
+                                <a:fontRef idx="minor">
+                                  <a:schemeClr val="tx1"/>
+                                </a:fontRef>
+                              </wps:style>
+                              <wps:bodyPr/>
+                            </wps:wsp>
+                            <wps:wsp>
+                              <wps:cNvPr id="72" name="Прямая со стрелкой 72"/>
+                              <wps:cNvCnPr/>
+                              <wps:spPr>
+                                <a:xfrm flipV="1">
+                                  <a:off x="4547505" y="2808974"/>
+                                  <a:ext cx="116807" cy="1733"/>
+                                </a:xfrm>
+                                <a:prstGeom prst="straightConnector1">
+                                  <a:avLst/>
+                                </a:prstGeom>
+                                <a:ln>
+                                  <a:solidFill>
+                                    <a:schemeClr val="tx1"/>
+                                  </a:solidFill>
+                                  <a:tailEnd type="triangle"/>
+                                </a:ln>
+                              </wps:spPr>
+                              <wps:style>
+                                <a:lnRef idx="1">
+                                  <a:schemeClr val="accent1"/>
+                                </a:lnRef>
+                                <a:fillRef idx="0">
+                                  <a:schemeClr val="accent1"/>
+                                </a:fillRef>
+                                <a:effectRef idx="0">
+                                  <a:schemeClr val="accent1"/>
+                                </a:effectRef>
+                                <a:fontRef idx="minor">
+                                  <a:schemeClr val="tx1"/>
+                                </a:fontRef>
+                              </wps:style>
+                              <wps:bodyPr/>
+                            </wps:wsp>
+                            <wps:wsp>
+                              <wps:cNvPr id="73" name="Прямая со стрелкой 73"/>
+                              <wps:cNvCnPr/>
+                              <wps:spPr>
+                                <a:xfrm flipV="1">
+                                  <a:off x="5780312" y="2808970"/>
+                                  <a:ext cx="124760" cy="4"/>
+                                </a:xfrm>
+                                <a:prstGeom prst="straightConnector1">
+                                  <a:avLst/>
+                                </a:prstGeom>
+                                <a:ln>
+                                  <a:solidFill>
+                                    <a:schemeClr val="tx1"/>
+                                  </a:solidFill>
+                                  <a:tailEnd type="triangle"/>
+                                </a:ln>
+                              </wps:spPr>
+                              <wps:style>
+                                <a:lnRef idx="1">
+                                  <a:schemeClr val="accent1"/>
+                                </a:lnRef>
+                                <a:fillRef idx="0">
+                                  <a:schemeClr val="accent1"/>
+                                </a:fillRef>
+                                <a:effectRef idx="0">
+                                  <a:schemeClr val="accent1"/>
+                                </a:effectRef>
+                                <a:fontRef idx="minor">
+                                  <a:schemeClr val="tx1"/>
+                                </a:fontRef>
+                              </wps:style>
+                              <wps:bodyPr/>
+                            </wps:wsp>
+                          </wpg:grpSp>
+                          <wps:wsp>
+                            <wps:cNvPr id="74" name="Соединительная линия уступом 74"/>
+                            <wps:cNvCnPr/>
+                            <wps:spPr>
+                              <a:xfrm rot="5400000">
+                                <a:off x="673022" y="-194380"/>
+                                <a:ext cx="2483085" cy="3538185"/>
+                              </a:xfrm>
+                              <a:prstGeom prst="bentConnector4">
+                                <a:avLst>
+                                  <a:gd name="adj1" fmla="val 2748"/>
+                                  <a:gd name="adj2" fmla="val 106461"/>
+                                </a:avLst>
+                              </a:prstGeom>
+                              <a:ln>
+                                <a:solidFill>
+                                  <a:schemeClr val="tx1"/>
+                                </a:solidFill>
+                                <a:tailEnd type="triangle"/>
+                              </a:ln>
+                            </wps:spPr>
+                            <wps:style>
+                              <a:lnRef idx="1">
+                                <a:schemeClr val="accent1"/>
+                              </a:lnRef>
+                              <a:fillRef idx="0">
+                                <a:schemeClr val="accent1"/>
+                              </a:fillRef>
+                              <a:effectRef idx="0">
+                                <a:schemeClr val="accent1"/>
+                              </a:effectRef>
+                              <a:fontRef idx="minor">
+                                <a:schemeClr val="tx1"/>
+                              </a:fontRef>
+                            </wps:style>
+                            <wps:bodyPr/>
+                          </wps:wsp>
+                        </wpg:grpSp>
+                        <wps:wsp>
+                          <wps:cNvPr id="75" name="Соединительная линия уступом 75"/>
+                          <wps:cNvCnPr/>
+                          <wps:spPr>
+                            <a:xfrm rot="5400000">
+                              <a:off x="966734" y="-633634"/>
+                              <a:ext cx="1604746" cy="3538213"/>
+                            </a:xfrm>
+                            <a:prstGeom prst="bentConnector4">
+                              <a:avLst>
+                                <a:gd name="adj1" fmla="val 4586"/>
+                                <a:gd name="adj2" fmla="val 106461"/>
+                              </a:avLst>
+                            </a:prstGeom>
+                            <a:ln>
+                              <a:solidFill>
+                                <a:schemeClr val="tx1"/>
+                              </a:solidFill>
+                              <a:tailEnd type="triangle"/>
+                            </a:ln>
+                          </wps:spPr>
+                          <wps:style>
+                            <a:lnRef idx="1">
+                              <a:schemeClr val="accent1"/>
+                            </a:lnRef>
+                            <a:fillRef idx="0">
+                              <a:schemeClr val="accent1"/>
+                            </a:fillRef>
+                            <a:effectRef idx="0">
+                              <a:schemeClr val="accent1"/>
+                            </a:effectRef>
+                            <a:fontRef idx="minor">
+                              <a:schemeClr val="tx1"/>
+                            </a:fontRef>
+                          </wps:style>
+                          <wps:bodyPr/>
+                        </wps:wsp>
+                      </wpg:grpSp>
+                      <wps:wsp>
+                        <wps:cNvPr id="76" name="Соединительная линия уступом 76"/>
+                        <wps:cNvCnPr/>
+                        <wps:spPr>
+                          <a:xfrm rot="5400000">
+                            <a:off x="1481215" y="-1148115"/>
+                            <a:ext cx="575784" cy="3538213"/>
+                          </a:xfrm>
+                          <a:prstGeom prst="bentConnector4">
+                            <a:avLst>
+                              <a:gd name="adj1" fmla="val 11570"/>
+                              <a:gd name="adj2" fmla="val 106461"/>
+                            </a:avLst>
+                          </a:prstGeom>
+                          <a:ln>
+                            <a:solidFill>
+                              <a:schemeClr val="tx1"/>
+                            </a:solidFill>
+                            <a:tailEnd type="triangle"/>
+                          </a:ln>
+                        </wps:spPr>
+                        <wps:style>
+                          <a:lnRef idx="1">
+                            <a:schemeClr val="accent1"/>
+                          </a:lnRef>
+                          <a:fillRef idx="0">
+                            <a:schemeClr val="accent1"/>
+                          </a:fillRef>
+                          <a:effectRef idx="0">
+                            <a:schemeClr val="accent1"/>
+                          </a:effectRef>
+                          <a:fontRef idx="minor">
+                            <a:schemeClr val="tx1"/>
+                          </a:fontRef>
+                        </wps:style>
+                        <wps:bodyPr/>
+                      </wps:wsp>
+                    </wpg:wgp>
+                  </a:graphicData>
+                </a:graphic>
+                <wp14:sizeRelH relativeFrom="margin">
+                  <wp14:pctWidth>0</wp14:pctWidth>
+                </wp14:sizeRelH>
+              </wp:anchor>
+            </w:drawing>
+          </mc:Choice>
+          <mc:Fallback>
+            <w:pict>
+              <v:group w14:anchorId="4F1C4BF2" id="Группа 2" o:spid="_x0000_s1026" style="position:absolute;margin-left:-43.25pt;margin-top:22.15pt;width:552pt;height:247.2pt;z-index:251661312;mso-width-relative:margin" coordsize="70104,31394" o:gfxdata="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">
+                <v:group id="Группа 40" o:spid="_x0000_s1027" style="position:absolute;width:70104;height:31394" coordsize="70104,31394" o:gfxdata="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">
+                  <v:group id="Группа 41" o:spid="_x0000_s1028" style="position:absolute;width:70104;height:31394" coordorigin="1454" coordsize="70104,31401" o:gfxdata="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">
+                    <v:group id="Группа 42" o:spid="_x0000_s1029" style="position:absolute;left:1454;width:70104;height:31401" coordsize="70104,31401" o:gfxdata="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">
+                      <v:group id="Группа 43" o:spid="_x0000_s1030" style="position:absolute;width:70104;height:31401" coordorigin="-7296" coordsize="70109,31420" o:gfxdata="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">
+                        <v:roundrect id="Скругленный прямоугольник 44" o:spid="_x0000_s1031" style="position:absolute;left:-6381;width:68939;height:3333;visibility:visible;mso-wrap-style:square;v-text-anchor:middle" arcsize="10923f" o:gfxdata="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" fillcolor="#9cc2e5 [1940]" strokecolor="#1f4d78 [1604]" strokeweight="1pt">
+                          <v:stroke joinstyle="miter"/>
+                          <v:textbox>
+                            <w:txbxContent>
+                              <w:p>
+                                <w:pPr>
+                                  <w:jc w:val="center"/>
+                                  <w:rPr>
+                                    <w:rFonts w:ascii="Times New Roman" w:hAnsi="Times New Roman" w:cs="Times New Roman"/>
+                                    <w:b/>
+                                    <w:color w:val="000000" w:themeColor="text1"/>
+                                    <w:sz w:val="28"/>
+                                    <w:szCs w:val="28"/>
+                                  </w:rPr>
+                                </w:pPr>
+                                <w:r>
+                                  <w:rPr>
+                                    <w:rFonts w:ascii="Times New Roman" w:hAnsi="Times New Roman" w:cs="Times New Roman"/>
+                                    <w:b/>
+                                    <w:color w:val="000000" w:themeColor="text1"/>
+                                    <w:sz w:val="28"/>
+                                    <w:szCs w:val="28"/>
+                                  </w:rPr>
+                                  <w:t xml:space="preserve">DARS </w:t>
+                                </w:r>
+                                <w:r>
+                                  <w:rPr>
+                                    <w:rFonts w:ascii="Times New Roman" w:hAnsi="Times New Roman" w:cs="Times New Roman"/>
+                                    <w:b/>
+                                    <w:color w:val="000000" w:themeColor="text1"/>
+                                    <w:sz w:val="28"/>
+                                    <w:szCs w:val="28"/>
+                                  </w:rPr>
+                                  <w:t>FAOLIYATI</w:t>
+                                </w:r>
+                                <w:r>
+                                  <w:rPr>
+                                    <w:rFonts w:ascii="Times New Roman" w:hAnsi="Times New Roman" w:cs="Times New Roman"/>
+                                    <w:b/>
+                                    <w:color w:val="000000" w:themeColor="text1"/>
+                                    <w:sz w:val="28"/>
+                                    <w:szCs w:val="28"/>
+                                    <w:lang w:val="en-US"/>
+                                  </w:rPr>
+                                  <w:t xml:space="preserve"> </w:t>
+                                </w:r>
+                                <w:r>
+                                  <w:rPr>
+                                    <w:rFonts w:ascii="Times New Roman" w:hAnsi="Times New Roman" w:cs="Times New Roman"/>
+                                    <w:b/>
+                                    <w:color w:val="000000" w:themeColor="text1"/>
+                                    <w:sz w:val="28"/>
+                                    <w:szCs w:val="28"/>
+                                  </w:rPr>
+                                  <w:t>USULLARI</w:t>
+                                </w:r>
+                              </w:p>
+                            </w:txbxContent>
+                          </v:textbox>
+                        </v:roundrect>
+                        <v:roundrect id="Скругленный прямоугольник 45" o:spid="_x0000_s1032" style="position:absolute;left:-7296;top:4667;width:12153;height:8858;visibility:visible;mso-wrap-style:square;v-text-anchor:middle" arcsize="10923f" o:gfxdata="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" fillcolor="#c5e0b3 [1305]" strokecolor="#1f4d78 [1604]" strokeweight="1pt">
+                          <v:stroke joinstyle="miter"/>
+                          <v:textbox>
+                            <w:txbxContent>
+                              <w:p>
+                                <w:pPr>
+                                  <w:jc w:val="center"/>
+                                  <w:rPr>
+                                    <w:rFonts w:ascii="Times New Roman" w:hAnsi="Times New Roman" w:cs="Times New Roman"/>
+                                    <w:color w:val="000000" w:themeColor="text1"/>
+                                  </w:rPr>
+                                </w:pPr>
+                                <w:r>
+                                  <w:rPr>
+                                    <w:rFonts w:ascii="Times New Roman" w:hAnsi="Times New Roman" w:cs="Times New Roman"/>
+                                    <w:color w:val="000000" w:themeColor="text1"/>
+                                  </w:rPr>
+                                  <w:t xml:space="preserve">Qayta </w:t>
+                                </w:r>
+                                <w:proofErr w:type="spellStart"/>
+                                <w:r>
+                                  <w:rPr>
+                                    <w:rFonts w:ascii="Times New Roman" w:hAnsi="Times New Roman" w:cs="Times New Roman"/>
+                                    <w:color w:val="000000" w:themeColor="text1"/>
+                                  </w:rPr>
+                                  <w:t>ishlash</w:t>
+                                </w:r>
+                                <w:proofErr w:type="spellEnd"/>
+                                <w:r>
+                                  <w:rPr>
+                                    <w:rFonts w:ascii="Times New Roman" w:hAnsi="Times New Roman" w:cs="Times New Roman"/>
+                                    <w:color w:val="000000" w:themeColor="text1"/>
+                                  </w:rPr>
+                                  <w:t xml:space="preserve"> </w:t>
+                                </w:r>
+                                <w:proofErr w:type="spellStart"/>
+                                <w:r>
+                                  <w:rPr>
+                                    <w:rFonts w:ascii="Times New Roman" w:hAnsi="Times New Roman" w:cs="Times New Roman"/>
+                                    <w:color w:val="000000" w:themeColor="text1"/>
+                                  </w:rPr>
+                                  <w:t>usullari</w:t>
+                                </w:r>
+                                <w:proofErr w:type="spellEnd"/>
+                              </w:p>
+                            </w:txbxContent>
+                          </v:textbox>
+                        </v:roundrect>
+                        <v:roundrect id="Скругленный прямоугольник 46" o:spid="_x0000_s1033" style="position:absolute;left:-7296;top:16870;width:12240;height:5048;visibility:visible;mso-wrap-style:square;v-text-anchor:middle" arcsize="10923f" o:gfxdata="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" fillcolor="#f7caac [1301]" strokecolor="#ed7d31 [3205]" strokeweight="1pt">
+                          <v:stroke joinstyle="miter"/>
+                          <v:textbox>
+                            <w:txbxContent>
+                              <w:p>
+                                <w:pPr>
+                                  <w:jc w:val="center"/>
+                                  <w:rPr>
+                                    <w:rFonts w:ascii="Times New Roman" w:hAnsi="Times New Roman" w:cs="Times New Roman"/>
+                                    <w:color w:val="000000" w:themeColor="text1"/>
+                                  </w:rPr>
+                                </w:pPr>
+                                <w:proofErr w:type="spellStart"/>
+                                <w:r>
+                                  <w:rPr>
+                                    <w:rFonts w:ascii="Times New Roman" w:hAnsi="Times New Roman" w:cs="Times New Roman"/>
+                                    <w:color w:val="000000" w:themeColor="text1"/>
+                                  </w:rPr>
+                                  <w:t>Tushuntirish</w:t>
+                                </w:r>
+                                <w:proofErr w:type="spellEnd"/>
+                                <w:r>
+                                  <w:rPr>
+                                    <w:rFonts w:ascii="Times New Roman" w:hAnsi="Times New Roman" w:cs="Times New Roman"/>
+                                    <w:color w:val="000000" w:themeColor="text1"/>
+                                    <w:lang w:val="en-US"/>
+                                  </w:rPr>
+                                  <w:t xml:space="preserve"> </w:t>
+                                </w:r>
+                                <w:proofErr w:type="spellStart"/>
+                                <w:r>
+                                  <w:rPr>
+                                    <w:rFonts w:ascii="Times New Roman" w:hAnsi="Times New Roman" w:cs="Times New Roman"/>
+                                    <w:color w:val="000000" w:themeColor="text1"/>
+                                  </w:rPr>
+                                  <w:t>usullari</w:t>
+                                </w:r>
+                                <w:proofErr w:type="spellEnd"/>
+                              </w:p>
+                            </w:txbxContent>
+                          </v:textbox>
+                        </v:roundrect>
+                        <v:roundrect id="Скругленный прямоугольник 47" o:spid="_x0000_s1034" style="position:absolute;left:-7296;top:24939;width:12240;height:6481;visibility:visible;mso-wrap-style:square;v-text-anchor:middle" arcsize="10923f" o:gfxdata="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" fillcolor="#deeaf6 [660]" strokecolor="#5b9bd5 [3204]" strokeweight="1pt">
+                          <v:stroke joinstyle="miter"/>
+                          <v:textbox>
+                            <w:txbxContent>
+                              <w:p>
+                                <w:pPr>
+                                  <w:jc w:val="center"/>
+                                  <w:rPr>
+                                    <w:rFonts w:ascii="Times New Roman" w:hAnsi="Times New Roman" w:cs="Times New Roman"/>
+                                    <w:color w:val="000000" w:themeColor="text1"/>
+                                  </w:rPr>
+                                </w:pPr>
+                                <w:proofErr w:type="spellStart"/>
+                                <w:r>
+                                  <w:rPr>
+                                    <w:rFonts w:ascii="Times New Roman" w:hAnsi="Times New Roman" w:cs="Times New Roman"/>
+                                    <w:color w:val="000000" w:themeColor="text1"/>
+                                  </w:rPr>
+                                  <w:t>Nazorat</w:t>
+                                </w:r>
+                                <w:proofErr w:type="spellEnd"/>
+                                <w:r>
+                                  <w:rPr>
+                                    <w:rFonts w:ascii="Times New Roman" w:hAnsi="Times New Roman" w:cs="Times New Roman"/>
+                                    <w:color w:val="000000" w:themeColor="text1"/>
+                                    <w:lang w:val="en-US"/>
+                                  </w:rPr>
+                                  <w:t xml:space="preserve"> </w:t>
+                                </w:r>
+                                <w:proofErr w:type="spellStart"/>
+                                <w:r>
+                                  <w:rPr>
+                                    <w:rFonts w:ascii="Times New Roman" w:hAnsi="Times New Roman" w:cs="Times New Roman"/>
+                                    <w:color w:val="000000" w:themeColor="text1"/>
+                                  </w:rPr>
+                                  <w:t>usullari</w:t>
+                                </w:r>
+                                <w:proofErr w:type="spellEnd"/>
+                              </w:p>
+                            </w:txbxContent>
+                          </v:textbox>
+                        </v:roundrect>
+                        <v:roundrect id="Скругленный прямоугольник 48" o:spid="_x0000_s1035" style="position:absolute;left:6242;top:4533;width:9721;height:9049;visibility:visible;mso-wrap-style:square;v-text-anchor:middle" arcsize="10923f" o:gfxdata="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" fillcolor="white [3212]" strokecolor="#5b9bd5 [3204]" strokeweight="1pt">
+                          <v:stroke joinstyle="miter"/>
+                          <v:textbox>
+                            <w:txbxContent>
+                              <w:p>
+                                <w:pPr>
+                                  <w:jc w:val="center"/>
+                                  <w:rPr>
+                                    <w:rFonts w:ascii="Times New Roman" w:hAnsi="Times New Roman" w:cs="Times New Roman"/>
+                                    <w:color w:val="000000" w:themeColor="text1"/>
+                                  </w:rPr>
+                                </w:pPr>
+                                <w:r>
+                                  <w:rPr>
+                                    <w:rFonts w:ascii="Times New Roman" w:hAnsi="Times New Roman" w:cs="Times New Roman"/>
+                                    <w:color w:val="000000" w:themeColor="text1"/>
+                                    <w:lang w:val="en-US"/>
+                                  </w:rPr>
+                                  <w:t>T</w:t>
+                                </w:r>
+                                <w:proofErr w:type="spellStart"/>
+                                <w:r>
+                                  <w:rPr>
+                                    <w:rFonts w:ascii="Times New Roman" w:hAnsi="Times New Roman" w:cs="Times New Roman"/>
+                                    <w:color w:val="000000" w:themeColor="text1"/>
+                                  </w:rPr>
+                                  <w:t>akrorlash</w:t>
+                                </w:r>
+                                <w:proofErr w:type="spellEnd"/>
+                                <w:r>
+                                  <w:rPr>
+                                    <w:rFonts w:ascii="Times New Roman" w:hAnsi="Times New Roman" w:cs="Times New Roman"/>
+                                    <w:color w:val="000000" w:themeColor="text1"/>
+                                  </w:rPr>
+                                  <w:t xml:space="preserve"> </w:t>
+                                </w:r>
+                                <w:proofErr w:type="spellStart"/>
+                                <w:r>
+                                  <w:rPr>
+                                    <w:rFonts w:ascii="Times New Roman" w:hAnsi="Times New Roman" w:cs="Times New Roman"/>
+                                    <w:color w:val="000000" w:themeColor="text1"/>
+                                  </w:rPr>
+                                  <w:t>mashqlarini</w:t>
+                                </w:r>
+                                <w:proofErr w:type="spellEnd"/>
+                                <w:r>
+                                  <w:rPr>
+                                    <w:rFonts w:ascii="Times New Roman" w:hAnsi="Times New Roman" w:cs="Times New Roman"/>
+                                    <w:color w:val="000000" w:themeColor="text1"/>
+                                  </w:rPr>
+                                  <w:t xml:space="preserve"> </w:t>
+                                </w:r>
+                                <w:proofErr w:type="spellStart"/>
+                                <w:r>
+                                  <w:rPr>
+                                    <w:rFonts w:ascii="Times New Roman" w:hAnsi="Times New Roman" w:cs="Times New Roman"/>
+                                    <w:color w:val="000000" w:themeColor="text1"/>
+                                  </w:rPr>
+                                  <w:t>bajarish</w:t>
+                                </w:r>
+                                <w:proofErr w:type="spellEnd"/>
+                              </w:p>
+                            </w:txbxContent>
+                          </v:textbox>
+                        </v:roundrect>
+                        <v:roundrect id="Скругленный прямоугольник 49" o:spid="_x0000_s1036" style="position:absolute;left:7410;top:16872;width:12287;height:5049;visibility:visible;mso-wrap-style:square;v-text-anchor:middle" arcsize="10923f" o:gfxdata="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" fillcolor="white [3212]" strokecolor="#ed7d31 [3205]" strokeweight="1pt">
+                          <v:stroke joinstyle="miter"/>
+                          <v:textbox>
+                            <w:txbxContent>
+                              <w:p>
+                                <w:pPr>
+                                  <w:jc w:val="center"/>
+                                  <w:rPr>
+                                    <w:rFonts w:ascii="Times New Roman" w:hAnsi="Times New Roman" w:cs="Times New Roman"/>
+                                    <w:color w:val="000000" w:themeColor="text1"/>
+                                  </w:rPr>
+                                </w:pPr>
+                                <w:proofErr w:type="spellStart"/>
+                                <w:r>
+                                  <w:rPr>
+                                    <w:rFonts w:ascii="Times New Roman" w:hAnsi="Times New Roman" w:cs="Times New Roman"/>
+                                    <w:color w:val="000000" w:themeColor="text1"/>
+                                  </w:rPr>
+                                  <w:t>Muammoli</w:t>
+                                </w:r>
+                                <w:proofErr w:type="spellEnd"/>
+                                <w:r>
+                                  <w:rPr>
+                                    <w:rFonts w:ascii="Times New Roman" w:hAnsi="Times New Roman" w:cs="Times New Roman"/>
+                                    <w:color w:val="000000" w:themeColor="text1"/>
+                                  </w:rPr>
+                                  <w:t xml:space="preserve"> </w:t>
+                                </w:r>
+                                <w:proofErr w:type="spellStart"/>
+                                <w:r>
+                                  <w:rPr>
+                                    <w:rFonts w:ascii="Times New Roman" w:hAnsi="Times New Roman" w:cs="Times New Roman"/>
+                                    <w:color w:val="000000" w:themeColor="text1"/>
+                                  </w:rPr>
+                                  <w:t>taqdimot</w:t>
+                                </w:r>
+                                <w:proofErr w:type="spellEnd"/>
+                              </w:p>
+                            </w:txbxContent>
+                          </v:textbox>
+                        </v:roundrect>
+                        <v:roundrect id="Скругленный прямоугольник 50" o:spid="_x0000_s1037" style="position:absolute;left:6598;top:25090;width:9000;height:6122;visibility:visible;mso-wrap-style:square;v-text-anchor:middle" arcsize="10923f" o:gfxdata="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" fillcolor="white [3212]" strokecolor="#5b9bd5 [3204]" strokeweight="1pt">
+                          <v:stroke joinstyle="miter"/>
+                          <v:textbox>
+                            <w:txbxContent>
+                              <w:p>
+                                <w:pPr>
+                                  <w:jc w:val="center"/>
+                                  <w:rPr>
+                                    <w:rFonts w:ascii="Times New Roman" w:hAnsi="Times New Roman" w:cs="Times New Roman"/>
+                                    <w:color w:val="000000" w:themeColor="text1"/>
+                                  </w:rPr>
+                                </w:pPr>
+                                <w:proofErr w:type="spellStart"/>
+                                <w:r>
+                                  <w:rPr>
+                                    <w:rFonts w:ascii="Times New Roman" w:hAnsi="Times New Roman" w:cs="Times New Roman"/>
+                                    <w:color w:val="000000" w:themeColor="text1"/>
+                                  </w:rPr>
+                                  <w:t>Joriy</w:t>
+                                </w:r>
+                                <w:proofErr w:type="spellEnd"/>
+                                <w:r>
+                                  <w:rPr>
+                                    <w:rFonts w:ascii="Times New Roman" w:hAnsi="Times New Roman" w:cs="Times New Roman"/>
+                                    <w:color w:val="000000" w:themeColor="text1"/>
+                                  </w:rPr>
+                                  <w:t xml:space="preserve"> </w:t>
+                                </w:r>
+                                <w:proofErr w:type="spellStart"/>
+                                <w:r>
+                                  <w:rPr>
+                                    <w:rFonts w:ascii="Times New Roman" w:hAnsi="Times New Roman" w:cs="Times New Roman"/>
+                                    <w:color w:val="000000" w:themeColor="text1"/>
+                                  </w:rPr>
+                                  <w:t>nazorat</w:t>
+                                </w:r>
+                                <w:proofErr w:type="spellEnd"/>
+                              </w:p>
+                            </w:txbxContent>
+                          </v:textbox>
+                        </v:roundrect>
+                        <v:roundrect id="Скругленный прямоугольник 51" o:spid="_x0000_s1038" style="position:absolute;left:17067;top:4572;width:11521;height:8953;visibility:visible;mso-wrap-style:square;v-text-anchor:middle" arcsize="10923f" o:gfxdata="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" fillcolor="white [3212]" strokecolor="#5b9bd5 [3204]" strokeweight="1pt">
+                          <v:stroke joinstyle="miter"/>
+                          <v:textbox>
+                            <w:txbxContent>
+                              <w:p>
+                                <w:pPr>
+                                  <w:jc w:val="center"/>
+                                  <w:rPr>
+                                    <w:rFonts w:ascii="Times New Roman" w:hAnsi="Times New Roman" w:cs="Times New Roman"/>
+                                    <w:color w:val="000000" w:themeColor="text1"/>
+                                  </w:rPr>
+                                </w:pPr>
+                                <w:proofErr w:type="spellStart"/>
+                                <w:r>
+                                  <w:rPr>
+                                    <w:rFonts w:ascii="Times New Roman" w:hAnsi="Times New Roman" w:cs="Times New Roman"/>
+                                    <w:color w:val="000000" w:themeColor="text1"/>
+                                  </w:rPr>
+                                  <w:t>Eslab</w:t>
+                                </w:r>
+                                <w:proofErr w:type="spellEnd"/>
+                                <w:r>
+                                  <w:rPr>
+                                    <w:rFonts w:ascii="Times New Roman" w:hAnsi="Times New Roman" w:cs="Times New Roman"/>
+                                    <w:color w:val="000000" w:themeColor="text1"/>
+                                  </w:rPr>
+                                  <w:t xml:space="preserve"> </w:t>
+                                </w:r>
+                                <w:proofErr w:type="spellStart"/>
+                                <w:r>
+                                  <w:rPr>
+                                    <w:rFonts w:ascii="Times New Roman" w:hAnsi="Times New Roman" w:cs="Times New Roman"/>
+                                    <w:color w:val="000000" w:themeColor="text1"/>
+                                  </w:rPr>
+                                  <w:t>qolish</w:t>
+                                </w:r>
+                                <w:proofErr w:type="spellEnd"/>
+                                <w:r>
+                                  <w:rPr>
+                                    <w:rFonts w:ascii="Times New Roman" w:hAnsi="Times New Roman" w:cs="Times New Roman"/>
+                                    <w:color w:val="000000" w:themeColor="text1"/>
+                                  </w:rPr>
+                                  <w:t xml:space="preserve"> </w:t>
+                                </w:r>
+                                <w:proofErr w:type="spellStart"/>
+                                <w:r>
+                                  <w:rPr>
+                                    <w:rFonts w:ascii="Times New Roman" w:hAnsi="Times New Roman" w:cs="Times New Roman"/>
+                                    <w:color w:val="000000" w:themeColor="text1"/>
+                                  </w:rPr>
+                                  <w:t>va</w:t>
+                                </w:r>
+                                <w:proofErr w:type="spellEnd"/>
+                                <w:r>
+                                  <w:rPr>
+                                    <w:rFonts w:ascii="Times New Roman" w:hAnsi="Times New Roman" w:cs="Times New Roman"/>
+                                    <w:color w:val="000000" w:themeColor="text1"/>
+                                  </w:rPr>
+                                  <w:t xml:space="preserve"> </w:t>
+                                </w:r>
+                                <w:proofErr w:type="spellStart"/>
+                                <w:r>
+                                  <w:rPr>
+                                    <w:rFonts w:ascii="Times New Roman" w:hAnsi="Times New Roman" w:cs="Times New Roman"/>
+                                    <w:color w:val="000000" w:themeColor="text1"/>
+                                  </w:rPr>
+                                  <w:t>mustahkamlash</w:t>
+                                </w:r>
+                                <w:proofErr w:type="spellEnd"/>
+                              </w:p>
+                            </w:txbxContent>
+                          </v:textbox>
+                        </v:roundrect>
+                        <v:roundrect id="Скругленный прямоугольник 52" o:spid="_x0000_s1039" style="position:absolute;left:29871;top:4476;width:10080;height:9240;visibility:visible;mso-wrap-style:square;v-text-anchor:middle" arcsize="10923f" o:gfxdata="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" fillcolor="white [3212]" strokecolor="#5b9bd5 [3204]" strokeweight="1pt">
+                          <v:stroke joinstyle="miter"/>
+                          <v:textbox>
+                            <w:txbxContent>
+                              <w:p>
+                                <w:pPr>
+                                  <w:jc w:val="center"/>
+                                  <w:rPr>
+                                    <w:rFonts w:ascii="Times New Roman" w:hAnsi="Times New Roman" w:cs="Times New Roman"/>
+                                    <w:color w:val="000000" w:themeColor="text1"/>
+                                  </w:rPr>
+                                </w:pPr>
+                                <w:proofErr w:type="spellStart"/>
+                                <w:r>
+                                  <w:rPr>
+                                    <w:rFonts w:ascii="Times New Roman" w:hAnsi="Times New Roman" w:cs="Times New Roman"/>
+                                    <w:color w:val="000000" w:themeColor="text1"/>
+                                  </w:rPr>
+                                  <w:t>Bosqichma-bosqich</w:t>
+                                </w:r>
+                                <w:proofErr w:type="spellEnd"/>
+                                <w:r>
+                                  <w:rPr>
+                                    <w:rFonts w:ascii="Times New Roman" w:hAnsi="Times New Roman" w:cs="Times New Roman"/>
+                                    <w:color w:val="000000" w:themeColor="text1"/>
+                                  </w:rPr>
+                                  <w:t xml:space="preserve"> </w:t>
+                                </w:r>
+                                <w:proofErr w:type="spellStart"/>
+                                <w:r>
+                                  <w:rPr>
+                                    <w:rFonts w:ascii="Times New Roman" w:hAnsi="Times New Roman" w:cs="Times New Roman"/>
+                                    <w:color w:val="000000" w:themeColor="text1"/>
+                                  </w:rPr>
+                                  <w:t>qayta</w:t>
+                                </w:r>
+                                <w:proofErr w:type="spellEnd"/>
+                                <w:r>
+                                  <w:rPr>
+                                    <w:rFonts w:ascii="Times New Roman" w:hAnsi="Times New Roman" w:cs="Times New Roman"/>
+                                    <w:color w:val="000000" w:themeColor="text1"/>
+                                  </w:rPr>
+                                  <w:t xml:space="preserve"> </w:t>
+                                </w:r>
+                                <w:proofErr w:type="spellStart"/>
+                                <w:r>
+                                  <w:rPr>
+                                    <w:rFonts w:ascii="Times New Roman" w:hAnsi="Times New Roman" w:cs="Times New Roman"/>
+                                    <w:color w:val="000000" w:themeColor="text1"/>
+                                  </w:rPr>
+                                  <w:t>ishlash</w:t>
+                                </w:r>
+                                <w:proofErr w:type="spellEnd"/>
+                              </w:p>
+                            </w:txbxContent>
+                          </v:textbox>
+                        </v:roundrect>
+                        <v:roundrect id="Скругленный прямоугольник 53" o:spid="_x0000_s1040" style="position:absolute;left:53092;top:4667;width:9720;height:8858;visibility:visible;mso-wrap-style:square;v-text-anchor:middle" arcsize="10923f" o:gfxdata="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" fillcolor="white [3212]" strokecolor="#5b9bd5 [3204]" strokeweight="1pt">
+                          <v:stroke joinstyle="miter"/>
+                          <v:textbox>
+                            <w:txbxContent>
+                              <w:p>
+                                <w:pPr>
+                                  <w:jc w:val="center"/>
+                                  <w:rPr>
+                                    <w:rFonts w:ascii="Times New Roman" w:hAnsi="Times New Roman" w:cs="Times New Roman"/>
+                                    <w:color w:val="000000" w:themeColor="text1"/>
+                                  </w:rPr>
+                                </w:pPr>
+                                <w:proofErr w:type="spellStart"/>
+                                <w:r>
+                                  <w:rPr>
+                                    <w:rFonts w:ascii="Times New Roman" w:hAnsi="Times New Roman" w:cs="Times New Roman"/>
+                                    <w:color w:val="000000" w:themeColor="text1"/>
+                                  </w:rPr>
+                                  <w:t>Mustaqil</w:t>
+                                </w:r>
+                                <w:proofErr w:type="spellEnd"/>
+                                <w:r>
+                                  <w:rPr>
+                                    <w:rFonts w:ascii="Times New Roman" w:hAnsi="Times New Roman" w:cs="Times New Roman"/>
+                                    <w:color w:val="000000" w:themeColor="text1"/>
+                                  </w:rPr>
+                                  <w:t xml:space="preserve"> </w:t>
+                                </w:r>
+                                <w:proofErr w:type="spellStart"/>
+                                <w:r>
+                                  <w:rPr>
+                                    <w:rFonts w:ascii="Times New Roman" w:hAnsi="Times New Roman" w:cs="Times New Roman"/>
+                                    <w:color w:val="000000" w:themeColor="text1"/>
+                                  </w:rPr>
+                                  <w:t>ishlarni</w:t>
+                                </w:r>
+                                <w:proofErr w:type="spellEnd"/>
+                                <w:r>
+                                  <w:rPr>
+                                    <w:rFonts w:ascii="Times New Roman" w:hAnsi="Times New Roman" w:cs="Times New Roman"/>
+                                    <w:color w:val="000000" w:themeColor="text1"/>
+                                  </w:rPr>
+                                  <w:t xml:space="preserve"> </w:t>
+                                </w:r>
+                                <w:proofErr w:type="spellStart"/>
+                                <w:r>
+                                  <w:rPr>
+                                    <w:rFonts w:ascii="Times New Roman" w:hAnsi="Times New Roman" w:cs="Times New Roman"/>
+                                    <w:color w:val="000000" w:themeColor="text1"/>
+                                  </w:rPr>
+                                  <w:t>tashkil</w:t>
+                                </w:r>
+                                <w:proofErr w:type="spellEnd"/>
+                                <w:r>
+                                  <w:rPr>
+                                    <w:rFonts w:ascii="Times New Roman" w:hAnsi="Times New Roman" w:cs="Times New Roman"/>
+                                    <w:color w:val="000000" w:themeColor="text1"/>
+                                  </w:rPr>
+                                  <w:t xml:space="preserve"> </w:t>
+                                </w:r>
+                                <w:proofErr w:type="spellStart"/>
+                                <w:r>
+                                  <w:rPr>
+                                    <w:rFonts w:ascii="Times New Roman" w:hAnsi="Times New Roman" w:cs="Times New Roman"/>
+                                    <w:color w:val="000000" w:themeColor="text1"/>
+                                  </w:rPr>
+                                  <w:t>etish</w:t>
+                                </w:r>
+                                <w:proofErr w:type="spellEnd"/>
+                              </w:p>
+                            </w:txbxContent>
+                          </v:textbox>
+                        </v:roundrect>
+                        <v:roundrect id="Скругленный прямоугольник 54" o:spid="_x0000_s1041" style="position:absolute;left:41662;top:4597;width:9720;height:9049;visibility:visible;mso-wrap-style:square;v-text-anchor:middle" arcsize="10923f" o:gfxdata="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" fillcolor="white [3212]" strokecolor="#5b9bd5 [3204]" strokeweight="1pt">
+                          <v:stroke joinstyle="miter"/>
+                          <v:textbox>
+                            <w:txbxContent>
+                              <w:p>
+                                <w:pPr>
+                                  <w:jc w:val="center"/>
+                                  <w:rPr>
+                                    <w:rFonts w:ascii="Times New Roman" w:hAnsi="Times New Roman" w:cs="Times New Roman"/>
+                                    <w:color w:val="000000" w:themeColor="text1"/>
+                                  </w:rPr>
+                                </w:pPr>
+                                <w:proofErr w:type="spellStart"/>
+                                <w:r>
+                                  <w:rPr>
+                                    <w:rFonts w:ascii="Times New Roman" w:hAnsi="Times New Roman" w:cs="Times New Roman"/>
+                                    <w:color w:val="000000" w:themeColor="text1"/>
+                                  </w:rPr>
+                                  <w:t>Test</w:t>
+                                </w:r>
+                                <w:proofErr w:type="spellEnd"/>
+                                <w:r>
+                                  <w:rPr>
+                                    <w:rFonts w:ascii="Times New Roman" w:hAnsi="Times New Roman" w:cs="Times New Roman"/>
+                                    <w:color w:val="000000" w:themeColor="text1"/>
+                                  </w:rPr>
+                                  <w:t xml:space="preserve"> </w:t>
+                                </w:r>
+                                <w:proofErr w:type="spellStart"/>
+                                <w:r>
+                                  <w:rPr>
+                                    <w:rFonts w:ascii="Times New Roman" w:hAnsi="Times New Roman" w:cs="Times New Roman"/>
+                                    <w:color w:val="000000" w:themeColor="text1"/>
+                                  </w:rPr>
+                                  <w:t>topshiriqlarini</w:t>
+                                </w:r>
+                                <w:proofErr w:type="spellEnd"/>
+                                <w:r>
+                                  <w:rPr>
+                                    <w:rFonts w:ascii="Times New Roman" w:hAnsi="Times New Roman" w:cs="Times New Roman"/>
+                                    <w:color w:val="000000" w:themeColor="text1"/>
+                                  </w:rPr>
+                                  <w:t xml:space="preserve"> </w:t>
+                                </w:r>
+                                <w:proofErr w:type="spellStart"/>
+                                <w:r>
+                                  <w:rPr>
+                                    <w:rFonts w:ascii="Times New Roman" w:hAnsi="Times New Roman" w:cs="Times New Roman"/>
+                                    <w:color w:val="000000" w:themeColor="text1"/>
+                                  </w:rPr>
+                                  <w:t>bajarish</w:t>
+                                </w:r>
+                                <w:proofErr w:type="spellEnd"/>
+                              </w:p>
+                            </w:txbxContent>
+                          </v:textbox>
+                        </v:roundrect>
+                        <v:roundrect id="Скругленный прямоугольник 55" o:spid="_x0000_s1042" style="position:absolute;left:23491;top:16817;width:15144;height:5048;visibility:visible;mso-wrap-style:square;v-text-anchor:middle" arcsize="10923f" o:gfxdata="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" fillcolor="white [3212]" strokecolor="#ed7d31 [3205]" strokeweight="1pt">
+                          <v:stroke joinstyle="miter"/>
+                          <v:textbox>
+                            <w:txbxContent>
+                              <w:p>
+                                <w:pPr>
+                                  <w:jc w:val="center"/>
+                                  <w:rPr>
+                                    <w:rFonts w:ascii="Times New Roman" w:hAnsi="Times New Roman" w:cs="Times New Roman"/>
+                                    <w:color w:val="000000" w:themeColor="text1"/>
+                                  </w:rPr>
+                                </w:pPr>
+                                <w:proofErr w:type="spellStart"/>
+                                <w:r>
+                                  <w:rPr>
+                                    <w:rFonts w:ascii="Times New Roman" w:hAnsi="Times New Roman" w:cs="Times New Roman"/>
+                                    <w:color w:val="000000" w:themeColor="text1"/>
+                                  </w:rPr>
+                                  <w:t>Deduktiv</w:t>
+                                </w:r>
+                                <w:proofErr w:type="spellEnd"/>
+                                <w:r>
+                                  <w:rPr>
+                                    <w:rFonts w:ascii="Times New Roman" w:hAnsi="Times New Roman" w:cs="Times New Roman"/>
+                                    <w:color w:val="000000" w:themeColor="text1"/>
+                                  </w:rPr>
+                                  <w:t xml:space="preserve"> </w:t>
+                                </w:r>
+                                <w:proofErr w:type="spellStart"/>
+                                <w:r>
+                                  <w:rPr>
+                                    <w:rFonts w:ascii="Times New Roman" w:hAnsi="Times New Roman" w:cs="Times New Roman"/>
+                                    <w:color w:val="000000" w:themeColor="text1"/>
+                                  </w:rPr>
+                                  <w:t>xulosa</w:t>
+                                </w:r>
+                                <w:proofErr w:type="spellEnd"/>
+                                <w:r>
+                                  <w:rPr>
+                                    <w:rFonts w:ascii="Times New Roman" w:hAnsi="Times New Roman" w:cs="Times New Roman"/>
+                                    <w:color w:val="000000" w:themeColor="text1"/>
+                                  </w:rPr>
+                                  <w:t xml:space="preserve"> </w:t>
+                                </w:r>
+                                <w:proofErr w:type="spellStart"/>
+                                <w:r>
+                                  <w:rPr>
+                                    <w:rFonts w:ascii="Times New Roman" w:hAnsi="Times New Roman" w:cs="Times New Roman"/>
+                                    <w:color w:val="000000" w:themeColor="text1"/>
+                                  </w:rPr>
+                                  <w:t>chiqarish</w:t>
+                                </w:r>
+                                <w:proofErr w:type="spellEnd"/>
+                              </w:p>
+                            </w:txbxContent>
+                          </v:textbox>
+                        </v:roundrect>
+                        <v:roundrect id="Скругленный прямоугольник 56" o:spid="_x0000_s1043" style="position:absolute;left:41662;top:16872;width:15144;height:5049;visibility:visible;mso-wrap-style:square;v-text-anchor:middle" arcsize="10923f" o:gfxdata="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" fillcolor="white [3212]" strokecolor="#ed7d31 [3205]" strokeweight="1pt">
+                          <v:stroke joinstyle="miter"/>
+                          <v:textbox>
+                            <w:txbxContent>
+                              <w:p>
+                                <w:pPr>
+                                  <w:jc w:val="center"/>
+                                  <w:rPr>
+                                    <w:rFonts w:ascii="Times New Roman" w:hAnsi="Times New Roman" w:cs="Times New Roman"/>
+                                    <w:color w:val="000000" w:themeColor="text1"/>
+                                  </w:rPr>
+                                </w:pPr>
+                                <w:proofErr w:type="spellStart"/>
+                                <w:r>
+                                  <w:rPr>
+                                    <w:rFonts w:ascii="Times New Roman" w:hAnsi="Times New Roman" w:cs="Times New Roman"/>
+                                    <w:color w:val="000000" w:themeColor="text1"/>
+                                  </w:rPr>
+                                  <w:t>Qisman-izlanishli</w:t>
+                                </w:r>
+                                <w:proofErr w:type="spellEnd"/>
+                                <w:r>
+                                  <w:rPr>
+                                    <w:rFonts w:ascii="Times New Roman" w:hAnsi="Times New Roman" w:cs="Times New Roman"/>
+                                    <w:color w:val="000000" w:themeColor="text1"/>
+                                  </w:rPr>
+                                  <w:t xml:space="preserve"> </w:t>
+                                </w:r>
+                                <w:proofErr w:type="spellStart"/>
+                                <w:r>
+                                  <w:rPr>
+                                    <w:rFonts w:ascii="Times New Roman" w:hAnsi="Times New Roman" w:cs="Times New Roman"/>
+                                    <w:color w:val="000000" w:themeColor="text1"/>
+                                  </w:rPr>
+                                  <w:t>metod</w:t>
+                                </w:r>
+                                <w:proofErr w:type="spellEnd"/>
+                              </w:p>
+                            </w:txbxContent>
+                          </v:textbox>
+                        </v:roundrect>
+                        <v:roundrect id="Скругленный прямоугольник 57" o:spid="_x0000_s1044" style="position:absolute;left:16888;top:24882;width:9720;height:6483;visibility:visible;mso-wrap-style:square;v-text-anchor:middle" arcsize="10923f" o:gfxdata="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" fillcolor="white [3212]" strokecolor="#5b9bd5 [3204]" strokeweight="1pt">
+                          <v:stroke joinstyle="miter"/>
+                          <v:textbox>
+                            <w:txbxContent>
+                              <w:p>
+                                <w:pPr>
+                                  <w:jc w:val="center"/>
+                                  <w:rPr>
+                                    <w:rFonts w:ascii="Times New Roman" w:hAnsi="Times New Roman" w:cs="Times New Roman"/>
+                                    <w:color w:val="000000" w:themeColor="text1"/>
+                                  </w:rPr>
+                                </w:pPr>
+                                <w:proofErr w:type="spellStart"/>
+                                <w:r>
+                                  <w:rPr>
+                                    <w:rFonts w:ascii="Times New Roman" w:hAnsi="Times New Roman" w:cs="Times New Roman"/>
+                                    <w:color w:val="000000" w:themeColor="text1"/>
+                                  </w:rPr>
+                                  <w:t>Muammoni</w:t>
+                                </w:r>
+                                <w:proofErr w:type="spellEnd"/>
+                                <w:r>
+                                  <w:rPr>
+                                    <w:rFonts w:ascii="Times New Roman" w:hAnsi="Times New Roman" w:cs="Times New Roman"/>
+                                    <w:color w:val="000000" w:themeColor="text1"/>
+                                  </w:rPr>
+                                  <w:t xml:space="preserve"> </w:t>
+                                </w:r>
+                                <w:proofErr w:type="spellStart"/>
+                                <w:r>
+                                  <w:rPr>
+                                    <w:rFonts w:ascii="Times New Roman" w:hAnsi="Times New Roman" w:cs="Times New Roman"/>
+                                    <w:color w:val="000000" w:themeColor="text1"/>
+                                  </w:rPr>
+                                  <w:t>hal</w:t>
+                                </w:r>
+                                <w:proofErr w:type="spellEnd"/>
+                                <w:r>
+                                  <w:rPr>
+                                    <w:rFonts w:ascii="Times New Roman" w:hAnsi="Times New Roman" w:cs="Times New Roman"/>
+                                    <w:color w:val="000000" w:themeColor="text1"/>
+                                  </w:rPr>
+                                  <w:t xml:space="preserve"> </w:t>
+                                </w:r>
+                                <w:proofErr w:type="spellStart"/>
+                                <w:r>
+                                  <w:rPr>
+                                    <w:rFonts w:ascii="Times New Roman" w:hAnsi="Times New Roman" w:cs="Times New Roman"/>
+                                    <w:color w:val="000000" w:themeColor="text1"/>
+                                  </w:rPr>
+                                  <w:t>etish</w:t>
+                                </w:r>
+                                <w:proofErr w:type="spellEnd"/>
+                                <w:r>
+                                  <w:rPr>
+                                    <w:rFonts w:ascii="Times New Roman" w:hAnsi="Times New Roman" w:cs="Times New Roman"/>
+                                    <w:color w:val="000000" w:themeColor="text1"/>
+                                  </w:rPr>
+                                  <w:t xml:space="preserve"> </w:t>
+                                </w:r>
+                                <w:proofErr w:type="spellStart"/>
+                                <w:r>
+                                  <w:rPr>
+                                    <w:rFonts w:ascii="Times New Roman" w:hAnsi="Times New Roman" w:cs="Times New Roman"/>
+                                    <w:color w:val="000000" w:themeColor="text1"/>
+                                  </w:rPr>
+                                  <w:t>topshiriqlari</w:t>
+                                </w:r>
+                                <w:proofErr w:type="spellEnd"/>
+                              </w:p>
+                            </w:txbxContent>
+                          </v:textbox>
+                        </v:roundrect>
+                        <v:roundrect id="Скругленный прямоугольник 58" o:spid="_x0000_s1045" style="position:absolute;left:28102;top:24882;width:10080;height:6484;visibility:visible;mso-wrap-style:square;v-text-anchor:middle" arcsize="10923f" o:gfxdata="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" fillcolor="white [3212]" strokecolor="#5b9bd5 [3204]" strokeweight="1pt">
+                          <v:stroke joinstyle="miter"/>
+                          <v:textbox>
+                            <w:txbxContent>
+                              <w:p>
+                                <w:pPr>
+                                  <w:jc w:val="center"/>
+                                  <w:rPr>
+                                    <w:rFonts w:ascii="Times New Roman" w:hAnsi="Times New Roman" w:cs="Times New Roman"/>
+                                    <w:color w:val="000000" w:themeColor="text1"/>
+                                  </w:rPr>
+                                </w:pPr>
+                                <w:proofErr w:type="spellStart"/>
+                                <w:r>
+                                  <w:rPr>
+                                    <w:rFonts w:ascii="Times New Roman" w:hAnsi="Times New Roman" w:cs="Times New Roman"/>
+                                    <w:color w:val="000000" w:themeColor="text1"/>
+                                  </w:rPr>
+                                  <w:t>Individual</w:t>
+                                </w:r>
+                                <w:proofErr w:type="spellEnd"/>
+                                <w:r>
+                                  <w:rPr>
+                                    <w:rFonts w:ascii="Times New Roman" w:hAnsi="Times New Roman" w:cs="Times New Roman"/>
+                                    <w:color w:val="000000" w:themeColor="text1"/>
+                                  </w:rPr>
+                                  <w:t xml:space="preserve"> </w:t>
+                                </w:r>
+                                <w:proofErr w:type="spellStart"/>
+                                <w:r>
+                                  <w:rPr>
+                                    <w:rFonts w:ascii="Times New Roman" w:hAnsi="Times New Roman" w:cs="Times New Roman"/>
+                                    <w:color w:val="000000" w:themeColor="text1"/>
+                                  </w:rPr>
+                                  <w:t>loyiha</w:t>
+                                </w:r>
+                                <w:proofErr w:type="spellEnd"/>
+                              </w:p>
+                            </w:txbxContent>
+                          </v:textbox>
+                        </v:roundrect>
+                        <v:roundrect id="Скругленный прямоугольник 59" o:spid="_x0000_s1046" style="position:absolute;left:39350;top:24865;width:11161;height:6484;visibility:visible;mso-wrap-style:square;v-text-anchor:middle" arcsize="10923f" o:gfxdata="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" fillcolor="white [3212]" strokecolor="#5b9bd5 [3204]" strokeweight="1pt">
+                          <v:stroke joinstyle="miter"/>
+                          <v:textbox>
+                            <w:txbxContent>
+                              <w:p>
+                                <w:pPr>
+                                  <w:jc w:val="center"/>
+                                  <w:rPr>
+                                    <w:rFonts w:ascii="Times New Roman" w:hAnsi="Times New Roman" w:cs="Times New Roman"/>
+                                    <w:color w:val="000000" w:themeColor="text1"/>
+                                  </w:rPr>
+                                </w:pPr>
+                                <w:proofErr w:type="spellStart"/>
+                                <w:r>
+                                  <w:rPr>
+                                    <w:rFonts w:ascii="Times New Roman" w:hAnsi="Times New Roman" w:cs="Times New Roman"/>
+                                    <w:color w:val="000000" w:themeColor="text1"/>
+                                  </w:rPr>
+                                  <w:t>Hisoblash</w:t>
+                                </w:r>
+                                <w:proofErr w:type="spellEnd"/>
+                                <w:r>
+                                  <w:rPr>
+                                    <w:rFonts w:ascii="Times New Roman" w:hAnsi="Times New Roman" w:cs="Times New Roman"/>
+                                    <w:color w:val="000000" w:themeColor="text1"/>
+                                  </w:rPr>
+                                  <w:t xml:space="preserve"> </w:t>
+                                </w:r>
+                                <w:proofErr w:type="spellStart"/>
+                                <w:r>
+                                  <w:rPr>
+                                    <w:rFonts w:ascii="Times New Roman" w:hAnsi="Times New Roman" w:cs="Times New Roman"/>
+                                    <w:color w:val="000000" w:themeColor="text1"/>
+                                  </w:rPr>
+                                  <w:t>ishlari</w:t>
+                                </w:r>
+                                <w:proofErr w:type="spellEnd"/>
+                              </w:p>
+                            </w:txbxContent>
+                          </v:textbox>
+                        </v:roundrect>
+                        <v:roundrect id="Скругленный прямоугольник 60" o:spid="_x0000_s1047" style="position:absolute;left:51758;top:24865;width:10800;height:6484;visibility:visible;mso-wrap-style:square;v-text-anchor:middle" arcsize="10923f" o:gfxdata="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" fillcolor="white [3212]" strokecolor="#5b9bd5 [3204]" strokeweight="1pt">
+                          <v:stroke joinstyle="miter"/>
+                          <v:textbox>
+                            <w:txbxContent>
+                              <w:p>
+                                <w:pPr>
+                                  <w:jc w:val="center"/>
+                                  <w:rPr>
+                                    <w:rFonts w:ascii="Times New Roman" w:hAnsi="Times New Roman" w:cs="Times New Roman"/>
+                                    <w:color w:val="000000" w:themeColor="text1"/>
+                                  </w:rPr>
+                                </w:pPr>
+                                <w:proofErr w:type="spellStart"/>
+                                <w:r>
+                                  <w:rPr>
+                                    <w:rFonts w:ascii="Times New Roman" w:hAnsi="Times New Roman" w:cs="Times New Roman"/>
+                                    <w:color w:val="000000" w:themeColor="text1"/>
+                                  </w:rPr>
+                                  <w:t>Grafik</w:t>
+                                </w:r>
+                                <w:proofErr w:type="spellEnd"/>
+                                <w:r>
+                                  <w:rPr>
+                                    <w:rFonts w:ascii="Times New Roman" w:hAnsi="Times New Roman" w:cs="Times New Roman"/>
+                                    <w:color w:val="000000" w:themeColor="text1"/>
+                                  </w:rPr>
+                                  <w:t xml:space="preserve"> </w:t>
+                                </w:r>
+                                <w:proofErr w:type="spellStart"/>
+                                <w:r>
+                                  <w:rPr>
+                                    <w:rFonts w:ascii="Times New Roman" w:hAnsi="Times New Roman" w:cs="Times New Roman"/>
+                                    <w:color w:val="000000" w:themeColor="text1"/>
+                                  </w:rPr>
+                                  <w:t>ishlarni</w:t>
+                                </w:r>
+                                <w:proofErr w:type="spellEnd"/>
+                                <w:r>
+                                  <w:rPr>
+                                    <w:rFonts w:ascii="Times New Roman" w:hAnsi="Times New Roman" w:cs="Times New Roman"/>
+                                    <w:color w:val="000000" w:themeColor="text1"/>
+                                  </w:rPr>
+                                  <w:t xml:space="preserve"> </w:t>
+                                </w:r>
+                                <w:proofErr w:type="spellStart"/>
+                                <w:r>
+                                  <w:rPr>
+                                    <w:rFonts w:ascii="Times New Roman" w:hAnsi="Times New Roman" w:cs="Times New Roman"/>
+                                    <w:color w:val="000000" w:themeColor="text1"/>
+                                  </w:rPr>
+                                  <w:t>bajarish</w:t>
+                                </w:r>
+                                <w:proofErr w:type="spellEnd"/>
+                              </w:p>
+                            </w:txbxContent>
+                          </v:textbox>
+                        </v:roundrect>
+                      </v:group>
+                      <v:shapetype id="_x0000_t32" coordsize="21600,21600" o:spt="32" o:oned="t" path="m,l21600,21600e" filled="f">
+                        <v:path arrowok="t" fillok="f" o:connecttype="none"/>
+                        <o:lock v:ext="edit" shapetype="t"/>
+                      </v:shapetype>
+                      <v:shape id="Прямая со стрелкой 61" o:spid="_x0000_s1048" type="#_x0000_t32" style="position:absolute;left:12153;top:9052;width:1385;height:38;flip:y;visibility:visible;mso-wrap-style:square" o:connectortype="straight" o:gfxdata="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" strokecolor="black [3213]" strokeweight=".5pt">
+                        <v:stroke endarrow="block" joinstyle="miter"/>
+                      </v:shape>
+                      <v:shape id="Прямая со стрелкой 62" o:spid="_x0000_s1049" type="#_x0000_t32" style="position:absolute;left:23258;top:9043;width:1103;height:9;flip:y;visibility:visible;mso-wrap-style:square" o:connectortype="straight" o:gfxdata="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" strokecolor="black [3213]" strokeweight=".5pt">
+                        <v:stroke endarrow="block" joinstyle="miter"/>
+                      </v:shape>
+                      <v:shape id="Прямая со стрелкой 63" o:spid="_x0000_s1050" type="#_x0000_t32" style="position:absolute;left:35814;top:9043;width:1350;height:47;visibility:visible;mso-wrap-style:square" o:connectortype="straight" o:gfxdata="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" strokecolor="black [3213]" strokeweight=".5pt">
+                        <v:stroke endarrow="block" joinstyle="miter"/>
+                      </v:shape>
+                      <v:shape id="Прямая со стрелкой 64" o:spid="_x0000_s1051" type="#_x0000_t32" style="position:absolute;left:47244;top:9090;width:1710;height:26;visibility:visible;mso-wrap-style:square" o:connectortype="straight" o:gfxdata="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" strokecolor="black [3213]" strokeweight=".5pt">
+                        <v:stroke endarrow="block" joinstyle="miter"/>
+                      </v:shape>
+                      <v:shape id="Прямая со стрелкой 65" o:spid="_x0000_s1052" type="#_x0000_t32" style="position:absolute;left:58674;top:9090;width:1710;height:26;flip:y;visibility:visible;mso-wrap-style:square" o:connectortype="straight" o:gfxdata="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" strokecolor="black [3213]" strokeweight=".5pt">
+                        <v:stroke endarrow="block" joinstyle="miter"/>
+                      </v:shape>
+                      <v:shape id="Прямая со стрелкой 66" o:spid="_x0000_s1053" type="#_x0000_t32" style="position:absolute;left:12239;top:19382;width:2466;height:3;visibility:visible;mso-wrap-style:square" o:connectortype="straight" o:gfxdata="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" strokecolor="black [3213]" strokeweight=".5pt">
+                        <v:stroke endarrow="block" joinstyle="miter"/>
+                      </v:shape>
+                      <v:shape id="Прямая со стрелкой 67" o:spid="_x0000_s1054" type="#_x0000_t32" style="position:absolute;left:26991;top:19329;width:3794;height:56;flip:y;visibility:visible;mso-wrap-style:square" o:connectortype="straight" o:gfxdata="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" strokecolor="black [3213]" strokeweight=".5pt">
+                        <v:stroke endarrow="block" joinstyle="miter"/>
+                      </v:shape>
+                      <v:shape id="Прямая со стрелкой 68" o:spid="_x0000_s1055" type="#_x0000_t32" style="position:absolute;left:45928;top:19329;width:3026;height:56;visibility:visible;mso-wrap-style:square" o:connectortype="straight" o:gfxdata="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" strokecolor="black [3213]" strokeweight=".5pt">
+                        <v:stroke endarrow="block" joinstyle="miter"/>
+                      </v:shape>
+                      <v:shape id="Прямая со стрелкой 69" o:spid="_x0000_s1056" type="#_x0000_t32" style="position:absolute;left:12240;top:28134;width:1653;height:28;flip:y;visibility:visible;mso-wrap-style:square" o:connectortype="straight" o:gfxdata="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" strokecolor="black [3213]" strokeweight=".5pt">
+                        <v:stroke endarrow="block" joinstyle="miter"/>
+                      </v:shape>
+                      <v:shape id="Прямая со стрелкой 70" o:spid="_x0000_s1057" type="#_x0000_t32" style="position:absolute;left:22892;top:28106;width:1291;height:28;flip:y;visibility:visible;mso-wrap-style:square" o:connectortype="straight" o:gfxdata="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" strokecolor="black [3213]" strokeweight=".5pt">
+                        <v:stroke endarrow="block" joinstyle="miter"/>
+                      </v:shape>
+                      <v:shape id="Прямая со стрелкой 71" o:spid="_x0000_s1058" type="#_x0000_t32" style="position:absolute;left:33902;top:28106;width:1493;height:1;visibility:visible;mso-wrap-style:square" o:connectortype="straight" o:gfxdata="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" strokecolor="black [3213]" strokeweight=".5pt">
+                        <v:stroke endarrow="block" joinstyle="miter"/>
+                      </v:shape>
+                      <v:shape id="Прямая со стрелкой 72" o:spid="_x0000_s1059" type="#_x0000_t32" style="position:absolute;left:45475;top:28089;width:1168;height:18;flip:y;visibility:visible;mso-wrap-style:square" o:connectortype="straight" o:gfxdata="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" strokecolor="black [3213]" strokeweight=".5pt">
+                        <v:stroke endarrow="block" joinstyle="miter"/>
+                      </v:shape>
+                      <v:shape id="Прямая со стрелкой 73" o:spid="_x0000_s1060" type="#_x0000_t32" style="position:absolute;left:57803;top:28089;width:1247;height:0;flip:y;visibility:visible;mso-wrap-style:square" o:connectortype="straight" o:gfxdata="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" strokecolor="black [3213]" strokeweight=".5pt">
+                        <v:stroke endarrow="block" joinstyle="miter"/>
+                      </v:shape>
+                    </v:group>
+                    <v:shapetype id="_x0000_t35" coordsize="21600,21600" o:spt="35" o:oned="t" adj="10800,10800" path="m,l@0,0@0@1,21600@1,21600,21600e" filled="f">
+                      <v:stroke joinstyle="miter"/>
+                      <v:formulas>
+                        <v:f eqn="val #0"/>
+                        <v:f eqn="val #1"/>
+                        <v:f eqn="mid #0 width"/>
+                        <v:f eqn="prod #1 1 2"/>
+                      </v:formulas>
+                      <v:path arrowok="t" fillok="f" o:connecttype="none"/>
+                      <v:handles>
+                        <v:h position="#0,@3"/>
+                        <v:h position="@2,#1"/>
+                      </v:handles>
+                      <o:lock v:ext="edit" shapetype="t"/>
+                    </v:shapetype>
+                    <v:shape id="Соединительная линия уступом 74" o:spid="_x0000_s1061" type="#_x0000_t35" style="position:absolute;left:6729;top:-1944;width:24831;height:35382;rotation:90;visibility:visible;mso-wrap-style:square" o:connectortype="elbow" o:gfxdata="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" adj="594,22996" strokecolor="black [3213]" strokeweight=".5pt">
+                      <v:stroke endarrow="block"/>
+                    </v:shape>
+                  </v:group>
+                  <v:shape id="Соединительная линия уступом 75" o:spid="_x0000_s1062" type="#_x0000_t35" style="position:absolute;left:9667;top:-6336;width:16047;height:35382;rotation:90;visibility:visible;mso-wrap-style:square" o:connectortype="elbow" o:gfxdata="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" adj="991,22996" strokecolor="black [3213]" strokeweight=".5pt">
+                    <v:stroke endarrow="block"/>
+                  </v:shape>
+                </v:group>
+                <v:shape id="Соединительная линия уступом 76" o:spid="_x0000_s1063" type="#_x0000_t35" style="position:absolute;left:14812;top:-11481;width:5757;height:35382;rotation:90;visibility:visible;mso-wrap-style:square" o:connectortype="elbow" o:gfxdata="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" adj="2499,22996" strokecolor="black [3213]" strokeweight=".5pt">
+                  <v:stroke endarrow="block"/>
+                </v:shape>
+                <w10:wrap type="topAndBottom"/>
+              </v:group>
+            </w:pict>
+          </mc:Fallback>
+        </mc:AlternateContent>
+      </w:r>
+      <w:bookmarkEnd w:id="0"/>
+    </w:p>
+    <w:p>
+      <w:r>
+        <w:rPr>
+          <w:rFonts w:ascii="Times New Roman" w:hAnsi="Times New Roman"/>
+          <w:noProof/>
+          <w:sz w:val="28"/>
+          <w:szCs w:val="28"/>
+        </w:rPr>
+        <w:drawing>
+          <wp:inline distT="0" distB="0" distL="0" distR="0" wp14:anchorId="6221F124" wp14:editId="4B2CE145">
+            <wp:extent cx="5843888" cy="3895725"/>
+            <wp:effectExtent l="0" t="0" r="5080" b="0"/>
+            <wp:docPr id="77" name="Рисунок 77"/>
+            <wp:cNvGraphicFramePr>
+              <a:graphicFrameLocks xmlns:a="http://schemas.openxmlformats.org/drawingml/2006/main" noChangeAspect="1"/>
+            </wp:cNvGraphicFramePr>
+            <a:graphic xmlns:a="http://schemas.openxmlformats.org/drawingml/2006/main">
+              <a:graphicData uri="http://schemas.openxmlformats.org/drawingml/2006/picture">
+                <pic:pic xmlns:pic="http://schemas.openxmlformats.org/drawingml/2006/picture">
+                  <pic:nvPicPr>
+                    <pic:cNvPr id="3" name="Dars faoliyatida qayta ishlash metodlariga quyidagilar kiradi.png"/>
+                    <pic:cNvPicPr/>
+                  </pic:nvPicPr>
+                  <pic:blipFill>
+                    <a:blip r:embed="rId4" cstate="print">
+                      <a:extLst>
+                        <a:ext uri="{28A0092B-C50C-407E-A947-70E740481C1C}">
+                          <a14:useLocalDpi xmlns:a14="http://schemas.microsoft.com/office/drawing/2010/main" val="0"/>
+                        </a:ext>
+                      </a:extLst>
+                    </a:blip>
+                    <a:stretch>
+                      <a:fillRect/>
+                    </a:stretch>
+                  </pic:blipFill>
+                  <pic:spPr>
+                    <a:xfrm>
+                      <a:off x="0" y="0"/>
+                      <a:ext cx="5872542" cy="3914827"/>
+                    </a:xfrm>
+                    <a:prstGeom prst="rect">
+                      <a:avLst/>
+                    </a:prstGeom>
+                  </pic:spPr>
+                </pic:pic>
+              </a:graphicData>
+            </a:graphic>
+          </wp:inline>
+        </w:drawing>
+      </w:r>
+    </w:p>
+    <w:p>
+      <w:r>
+        <w:rPr>
+          <w:rFonts w:ascii="Times New Roman" w:eastAsia="Times New Roman" w:hAnsi="Times New Roman" w:cs="Times New Roman"/>
+          <w:noProof/>
+          <w:sz w:val="28"/>
+          <w:szCs w:val="28"/>
+          <w:lang w:eastAsia="ru-RU"/>
+        </w:rPr>
+        <w:lastRenderedPageBreak/>
         <mc:AlternateContent>
           <mc:Choice Requires="wpg">
             <w:drawing>
@@ -21,7 +3312,7 @@
                   <wp:posOffset>-549275</wp:posOffset>
                 </wp:positionH>
                 <wp:positionV relativeFrom="paragraph">
-                  <wp:posOffset>283210</wp:posOffset>
+                  <wp:posOffset>281305</wp:posOffset>
                 </wp:positionV>
                 <wp:extent cx="7010400" cy="3139440"/>
                 <wp:effectExtent l="228600" t="0" r="19050" b="22860"/>
@@ -2283,17 +5574,20 @@
                     </wpg:wgp>
                   </a:graphicData>
                 </a:graphic>
+                <wp14:sizeRelH relativeFrom="margin">
+                  <wp14:pctWidth>0</wp14:pctWidth>
+                </wp14:sizeRelH>
               </wp:anchor>
             </w:drawing>
           </mc:Choice>
           <mc:Fallback>
             <w:pict>
-              <v:group w14:anchorId="527475FD" id="Группа 39" o:spid="_x0000_s1026" style="position:absolute;margin-left:-43.25pt;margin-top:22.3pt;width:552pt;height:247.2pt;z-index:251659264" coordsize="70104,31394" o:gfxdata="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">
-                <v:group id="Группа 37" o:spid="_x0000_s1027" style="position:absolute;width:70104;height:31394" coordsize="70104,31394" o:gfxdata="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">
-                  <v:group id="Группа 35" o:spid="_x0000_s1028" style="position:absolute;width:70104;height:31394" coordorigin="1454" coordsize="70104,31401" o:gfxdata="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">
-                    <v:group id="Группа 33" o:spid="_x0000_s1029" style="position:absolute;left:1454;width:70104;height:31401" coordsize="70104,31401" o:gfxdata="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">
-                      <v:group id="Группа 19" o:spid="_x0000_s1030" style="position:absolute;width:70104;height:31401" coordorigin="-7296" coordsize="70109,31420" o:gfxdata="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">
-                        <v:roundrect id="Скругленный прямоугольник 1" o:spid="_x0000_s1031" style="position:absolute;left:-6381;width:68939;height:3333;visibility:visible;mso-wrap-style:square;v-text-anchor:middle" arcsize="10923f" o:gfxdata="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" fillcolor="#9cc2e5 [1940]" strokecolor="#1f4d78 [1604]" strokeweight="1pt">
+              <v:group w14:anchorId="527475FD" id="Группа 39" o:spid="_x0000_s1064" style="position:absolute;margin-left:-43.25pt;margin-top:22.15pt;width:552pt;height:247.2pt;z-index:251659264;mso-width-relative:margin" coordsize="70104,31394" o:gfxdata="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">
+                <v:group id="Группа 37" o:spid="_x0000_s1065" style="position:absolute;width:70104;height:31394" coordsize="70104,31394" o:gfxdata="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">
+                  <v:group id="Группа 35" o:spid="_x0000_s1066" style="position:absolute;width:70104;height:31394" coordorigin="1454" coordsize="70104,31401" o:gfxdata="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">
+                    <v:group id="Группа 33" o:spid="_x0000_s1067" style="position:absolute;left:1454;width:70104;height:31401" coordsize="70104,31401" o:gfxdata="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">
+                      <v:group id="Группа 19" o:spid="_x0000_s1068" style="position:absolute;width:70104;height:31401" coordorigin="-7296" coordsize="70109,31420" o:gfxdata="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">
+                        <v:roundrect id="Скругленный прямоугольник 1" o:spid="_x0000_s1069" style="position:absolute;left:-6381;width:68939;height:3333;visibility:visible;mso-wrap-style:square;v-text-anchor:middle" arcsize="10923f" o:gfxdata="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" fillcolor="#9cc2e5 [1940]" strokecolor="#1f4d78 [1604]" strokeweight="1pt">
                           <v:stroke joinstyle="miter"/>
                           <v:textbox>
                             <w:txbxContent>
@@ -2322,7 +5616,7 @@
                             </w:txbxContent>
                           </v:textbox>
                         </v:roundrect>
-                        <v:roundrect id="Скругленный прямоугольник 3" o:spid="_x0000_s1032" style="position:absolute;left:-7296;top:4667;width:12153;height:8858;visibility:visible;mso-wrap-style:square;v-text-anchor:middle" arcsize="10923f" o:gfxdata="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" fillcolor="#c5e0b3 [1305]" strokecolor="#1f4d78 [1604]" strokeweight="1pt">
+                        <v:roundrect id="Скругленный прямоугольник 3" o:spid="_x0000_s1070" style="position:absolute;left:-7296;top:4667;width:12153;height:8858;visibility:visible;mso-wrap-style:square;v-text-anchor:middle" arcsize="10923f" o:gfxdata="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" fillcolor="#c5e0b3 [1305]" strokecolor="#1f4d78 [1604]" strokeweight="1pt">
                           <v:stroke joinstyle="miter"/>
                           <v:textbox>
                             <w:txbxContent>
@@ -2379,7 +5673,7 @@
                             </w:txbxContent>
                           </v:textbox>
                         </v:roundrect>
-                        <v:roundrect id="Скругленный прямоугольник 4" o:spid="_x0000_s1033" style="position:absolute;left:-7296;top:16870;width:12240;height:5048;visibility:visible;mso-wrap-style:square;v-text-anchor:middle" arcsize="10923f" o:gfxdata="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" fillcolor="#f7caac [1301]" strokecolor="#ed7d31 [3205]" strokeweight="1pt">
+                        <v:roundrect id="Скругленный прямоугольник 4" o:spid="_x0000_s1071" style="position:absolute;left:-7296;top:16870;width:12240;height:5048;visibility:visible;mso-wrap-style:square;v-text-anchor:middle" arcsize="10923f" o:gfxdata="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" fillcolor="#f7caac [1301]" strokecolor="#ed7d31 [3205]" strokeweight="1pt">
                           <v:stroke joinstyle="miter"/>
                           <v:textbox>
                             <w:txbxContent>
@@ -2420,7 +5714,7 @@
                             </w:txbxContent>
                           </v:textbox>
                         </v:roundrect>
-                        <v:roundrect id="Скругленный прямоугольник 5" o:spid="_x0000_s1034" style="position:absolute;left:-7296;top:24939;width:12240;height:6481;visibility:visible;mso-wrap-style:square;v-text-anchor:middle" arcsize="10923f" o:gfxdata="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" fillcolor="#deeaf6 [660]" strokecolor="#5b9bd5 [3204]" strokeweight="1pt">
+                        <v:roundrect id="Скругленный прямоугольник 5" o:spid="_x0000_s1072" style="position:absolute;left:-7296;top:24939;width:12240;height:6481;visibility:visible;mso-wrap-style:square;v-text-anchor:middle" arcsize="10923f" o:gfxdata="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" fillcolor="#deeaf6 [660]" strokecolor="#5b9bd5 [3204]" strokeweight="1pt">
                           <v:stroke joinstyle="miter"/>
                           <v:textbox>
                             <w:txbxContent>
@@ -2493,7 +5787,7 @@
                             </w:txbxContent>
                           </v:textbox>
                         </v:roundrect>
-                        <v:roundrect id="Скругленный прямоугольник 6" o:spid="_x0000_s1035" style="position:absolute;left:6896;top:4533;width:9360;height:9049;visibility:visible;mso-wrap-style:square;v-text-anchor:middle" arcsize="10923f" o:gfxdata="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" fillcolor="white [3212]" strokecolor="#5b9bd5 [3204]" strokeweight="1pt">
+                        <v:roundrect id="Скругленный прямоугольник 6" o:spid="_x0000_s1073" style="position:absolute;left:6896;top:4533;width:9360;height:9049;visibility:visible;mso-wrap-style:square;v-text-anchor:middle" arcsize="10923f" o:gfxdata="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" fillcolor="white [3212]" strokecolor="#5b9bd5 [3204]" strokeweight="1pt">
                           <v:stroke joinstyle="miter"/>
                           <v:textbox>
                             <w:txbxContent>
@@ -2534,7 +5828,7 @@
                             </w:txbxContent>
                           </v:textbox>
                         </v:roundrect>
-                        <v:roundrect id="Скругленный прямоугольник 7" o:spid="_x0000_s1036" style="position:absolute;left:7410;top:16872;width:12287;height:5049;visibility:visible;mso-wrap-style:square;v-text-anchor:middle" arcsize="10923f" o:gfxdata="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" fillcolor="white [3212]" strokecolor="#ed7d31 [3205]" strokeweight="1pt">
+                        <v:roundrect id="Скругленный прямоугольник 7" o:spid="_x0000_s1074" style="position:absolute;left:7410;top:16872;width:12287;height:5049;visibility:visible;mso-wrap-style:square;v-text-anchor:middle" arcsize="10923f" o:gfxdata="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" fillcolor="white [3212]" strokecolor="#ed7d31 [3205]" strokeweight="1pt">
                           <v:stroke joinstyle="miter"/>
                           <v:textbox>
                             <w:txbxContent>
@@ -2575,7 +5869,7 @@
                             </w:txbxContent>
                           </v:textbox>
                         </v:roundrect>
-                        <v:roundrect id="Скругленный прямоугольник 8" o:spid="_x0000_s1037" style="position:absolute;left:6598;top:25090;width:9000;height:6122;visibility:visible;mso-wrap-style:square;v-text-anchor:middle" arcsize="10923f" o:gfxdata="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" fillcolor="white [3212]" strokecolor="#5b9bd5 [3204]" strokeweight="1pt">
+                        <v:roundrect id="Скругленный прямоугольник 8" o:spid="_x0000_s1075" style="position:absolute;left:6598;top:25090;width:9000;height:6122;visibility:visible;mso-wrap-style:square;v-text-anchor:middle" arcsize="10923f" o:gfxdata="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" fillcolor="white [3212]" strokecolor="#5b9bd5 [3204]" strokeweight="1pt">
                           <v:stroke joinstyle="miter"/>
                           <v:textbox>
                             <w:txbxContent>
@@ -2616,7 +5910,7 @@
                             </w:txbxContent>
                           </v:textbox>
                         </v:roundrect>
-                        <v:roundrect id="Скругленный прямоугольник 9" o:spid="_x0000_s1038" style="position:absolute;left:17720;top:4572;width:10800;height:8953;visibility:visible;mso-wrap-style:square;v-text-anchor:middle" arcsize="10923f" o:gfxdata="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" fillcolor="white [3212]" strokecolor="#5b9bd5 [3204]" strokeweight="1pt">
+                        <v:roundrect id="Скругленный прямоугольник 9" o:spid="_x0000_s1076" style="position:absolute;left:17720;top:4572;width:10800;height:8953;visibility:visible;mso-wrap-style:square;v-text-anchor:middle" arcsize="10923f" o:gfxdata="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" fillcolor="white [3212]" strokecolor="#5b9bd5 [3204]" strokeweight="1pt">
                           <v:stroke joinstyle="miter"/>
                           <v:textbox>
                             <w:txbxContent>
@@ -2705,7 +5999,7 @@
                             </w:txbxContent>
                           </v:textbox>
                         </v:roundrect>
-                        <v:roundrect id="Скругленный прямоугольник 10" o:spid="_x0000_s1039" style="position:absolute;left:29871;top:4476;width:10080;height:9240;visibility:visible;mso-wrap-style:square;v-text-anchor:middle" arcsize="10923f" o:gfxdata="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" fillcolor="white [3212]" strokecolor="#5b9bd5 [3204]" strokeweight="1pt">
+                        <v:roundrect id="Скругленный прямоугольник 10" o:spid="_x0000_s1077" style="position:absolute;left:29871;top:4476;width:10080;height:9240;visibility:visible;mso-wrap-style:square;v-text-anchor:middle" arcsize="10923f" o:gfxdata="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" fillcolor="white [3212]" strokecolor="#5b9bd5 [3204]" strokeweight="1pt">
                           <v:stroke joinstyle="miter"/>
                           <v:textbox>
                             <w:txbxContent>
@@ -2762,7 +6056,7 @@
                             </w:txbxContent>
                           </v:textbox>
                         </v:roundrect>
-                        <v:roundrect id="Скругленный прямоугольник 11" o:spid="_x0000_s1040" style="position:absolute;left:53092;top:4667;width:9720;height:8858;visibility:visible;mso-wrap-style:square;v-text-anchor:middle" arcsize="10923f" o:gfxdata="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" fillcolor="white [3212]" strokecolor="#5b9bd5 [3204]" strokeweight="1pt">
+                        <v:roundrect id="Скругленный прямоугольник 11" o:spid="_x0000_s1078" style="position:absolute;left:53092;top:4667;width:9720;height:8858;visibility:visible;mso-wrap-style:square;v-text-anchor:middle" arcsize="10923f" o:gfxdata="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" fillcolor="white [3212]" strokecolor="#5b9bd5 [3204]" strokeweight="1pt">
                           <v:stroke joinstyle="miter"/>
                           <v:textbox>
                             <w:txbxContent>
@@ -2835,7 +6129,7 @@
                             </w:txbxContent>
                           </v:textbox>
                         </v:roundrect>
-                        <v:roundrect id="Скругленный прямоугольник 12" o:spid="_x0000_s1041" style="position:absolute;left:41662;top:4597;width:9720;height:9049;visibility:visible;mso-wrap-style:square;v-text-anchor:middle" arcsize="10923f" o:gfxdata="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" fillcolor="white [3212]" strokecolor="#5b9bd5 [3204]" strokeweight="1pt">
+                        <v:roundrect id="Скругленный прямоугольник 12" o:spid="_x0000_s1079" style="position:absolute;left:41662;top:4597;width:9720;height:9049;visibility:visible;mso-wrap-style:square;v-text-anchor:middle" arcsize="10923f" o:gfxdata="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" fillcolor="white [3212]" strokecolor="#5b9bd5 [3204]" strokeweight="1pt">
                           <v:stroke joinstyle="miter"/>
                           <v:textbox>
                             <w:txbxContent>
@@ -2892,7 +6186,7 @@
                             </w:txbxContent>
                           </v:textbox>
                         </v:roundrect>
-                        <v:roundrect id="Скругленный прямоугольник 13" o:spid="_x0000_s1042" style="position:absolute;left:23491;top:16817;width:15144;height:5048;visibility:visible;mso-wrap-style:square;v-text-anchor:middle" arcsize="10923f" o:gfxdata="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" fillcolor="white [3212]" strokecolor="#ed7d31 [3205]" strokeweight="1pt">
+                        <v:roundrect id="Скругленный прямоугольник 13" o:spid="_x0000_s1080" style="position:absolute;left:23491;top:16817;width:15144;height:5048;visibility:visible;mso-wrap-style:square;v-text-anchor:middle" arcsize="10923f" o:gfxdata="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" fillcolor="white [3212]" strokecolor="#ed7d31 [3205]" strokeweight="1pt">
                           <v:stroke joinstyle="miter"/>
                           <v:textbox>
                             <w:txbxContent>
@@ -2949,7 +6243,7 @@
                             </w:txbxContent>
                           </v:textbox>
                         </v:roundrect>
-                        <v:roundrect id="Скругленный прямоугольник 14" o:spid="_x0000_s1043" style="position:absolute;left:41662;top:16872;width:15144;height:5049;visibility:visible;mso-wrap-style:square;v-text-anchor:middle" arcsize="10923f" o:gfxdata="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" fillcolor="white [3212]" strokecolor="#ed7d31 [3205]" strokeweight="1pt">
+                        <v:roundrect id="Скругленный прямоугольник 14" o:spid="_x0000_s1081" style="position:absolute;left:41662;top:16872;width:15144;height:5049;visibility:visible;mso-wrap-style:square;v-text-anchor:middle" arcsize="10923f" o:gfxdata="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" fillcolor="white [3212]" strokecolor="#ed7d31 [3205]" strokeweight="1pt">
                           <v:stroke joinstyle="miter"/>
                           <v:textbox>
                             <w:txbxContent>
@@ -3006,7 +6300,7 @@
                             </w:txbxContent>
                           </v:textbox>
                         </v:roundrect>
-                        <v:roundrect id="Скругленный прямоугольник 15" o:spid="_x0000_s1044" style="position:absolute;left:16888;top:24882;width:9720;height:6483;visibility:visible;mso-wrap-style:square;v-text-anchor:middle" arcsize="10923f" o:gfxdata="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" fillcolor="white [3212]" strokecolor="#5b9bd5 [3204]" strokeweight="1pt">
+                        <v:roundrect id="Скругленный прямоугольник 15" o:spid="_x0000_s1082" style="position:absolute;left:16888;top:24882;width:9720;height:6483;visibility:visible;mso-wrap-style:square;v-text-anchor:middle" arcsize="10923f" o:gfxdata="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" fillcolor="white [3212]" strokecolor="#5b9bd5 [3204]" strokeweight="1pt">
                           <v:stroke joinstyle="miter"/>
                           <v:textbox>
                             <w:txbxContent>
@@ -3047,7 +6341,7 @@
                             </w:txbxContent>
                           </v:textbox>
                         </v:roundrect>
-                        <v:roundrect id="Скругленный прямоугольник 16" o:spid="_x0000_s1045" style="position:absolute;left:28102;top:24882;width:10080;height:6484;visibility:visible;mso-wrap-style:square;v-text-anchor:middle" arcsize="10923f" o:gfxdata="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" fillcolor="white [3212]" strokecolor="#5b9bd5 [3204]" strokeweight="1pt">
+                        <v:roundrect id="Скругленный прямоугольник 16" o:spid="_x0000_s1083" style="position:absolute;left:28102;top:24882;width:10080;height:6484;visibility:visible;mso-wrap-style:square;v-text-anchor:middle" arcsize="10923f" o:gfxdata="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" fillcolor="white [3212]" strokecolor="#5b9bd5 [3204]" strokeweight="1pt">
                           <v:stroke joinstyle="miter"/>
                           <v:textbox>
                             <w:txbxContent>
@@ -3104,7 +6398,7 @@
                             </w:txbxContent>
                           </v:textbox>
                         </v:roundrect>
-                        <v:roundrect id="Скругленный прямоугольник 17" o:spid="_x0000_s1046" style="position:absolute;left:39350;top:24865;width:11161;height:6484;visibility:visible;mso-wrap-style:square;v-text-anchor:middle" arcsize="10923f" o:gfxdata="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" fillcolor="white [3212]" strokecolor="#5b9bd5 [3204]" strokeweight="1pt">
+                        <v:roundrect id="Скругленный прямоугольник 17" o:spid="_x0000_s1084" style="position:absolute;left:39350;top:24865;width:11161;height:6484;visibility:visible;mso-wrap-style:square;v-text-anchor:middle" arcsize="10923f" o:gfxdata="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" fillcolor="white [3212]" strokecolor="#5b9bd5 [3204]" strokeweight="1pt">
                           <v:stroke joinstyle="miter"/>
                           <v:textbox>
                             <w:txbxContent>
@@ -3145,7 +6439,7 @@
                             </w:txbxContent>
                           </v:textbox>
                         </v:roundrect>
-                        <v:roundrect id="Скругленный прямоугольник 18" o:spid="_x0000_s1047" style="position:absolute;left:51758;top:24865;width:10800;height:6484;visibility:visible;mso-wrap-style:square;v-text-anchor:middle" arcsize="10923f" o:gfxdata="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" fillcolor="white [3212]" strokecolor="#5b9bd5 [3204]" strokeweight="1pt">
+                        <v:roundrect id="Скругленный прямоугольник 18" o:spid="_x0000_s1085" style="position:absolute;left:51758;top:24865;width:10800;height:6484;visibility:visible;mso-wrap-style:square;v-text-anchor:middle" arcsize="10923f" o:gfxdata="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" fillcolor="white [3212]" strokecolor="#5b9bd5 [3204]" strokeweight="1pt">
                           <v:stroke joinstyle="miter"/>
                           <v:textbox>
                             <w:txbxContent>
@@ -3203,74 +6497,55 @@
                           </v:textbox>
                         </v:roundrect>
                       </v:group>
-                      <v:shapetype id="_x0000_t32" coordsize="21600,21600" o:spt="32" o:oned="t" path="m,l21600,21600e" filled="f">
-                        <v:path arrowok="t" fillok="f" o:connecttype="none"/>
-                        <o:lock v:ext="edit" shapetype="t"/>
-                      </v:shapetype>
-                      <v:shape id="Прямая со стрелкой 20" o:spid="_x0000_s1048" type="#_x0000_t32" style="position:absolute;left:12153;top:9052;width:2038;height:38;flip:y;visibility:visible;mso-wrap-style:square" o:connectortype="straight" o:gfxdata="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" strokecolor="black [3213]" strokeweight=".5pt">
+                      <v:shape id="Прямая со стрелкой 20" o:spid="_x0000_s1086" type="#_x0000_t32" style="position:absolute;left:12153;top:9052;width:2038;height:38;flip:y;visibility:visible;mso-wrap-style:square" o:connectortype="straight" o:gfxdata="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" strokecolor="black [3213]" strokeweight=".5pt">
                         <v:stroke endarrow="block" joinstyle="miter"/>
                       </v:shape>
-                      <v:shape id="Прямая со стрелкой 21" o:spid="_x0000_s1049" type="#_x0000_t32" style="position:absolute;left:23550;top:9043;width:1464;height:9;flip:y;visibility:visible;mso-wrap-style:square" o:connectortype="straight" o:gfxdata="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" strokecolor="black [3213]" strokeweight=".5pt">
+                      <v:shape id="Прямая со стрелкой 21" o:spid="_x0000_s1087" type="#_x0000_t32" style="position:absolute;left:23550;top:9043;width:1464;height:9;flip:y;visibility:visible;mso-wrap-style:square" o:connectortype="straight" o:gfxdata="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" strokecolor="black [3213]" strokeweight=".5pt">
                         <v:stroke endarrow="block" joinstyle="miter"/>
                       </v:shape>
-                      <v:shape id="Прямая со стрелкой 22" o:spid="_x0000_s1050" type="#_x0000_t32" style="position:absolute;left:35814;top:9043;width:1350;height:47;visibility:visible;mso-wrap-style:square" o:connectortype="straight" o:gfxdata="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" strokecolor="black [3213]" strokeweight=".5pt">
+                      <v:shape id="Прямая со стрелкой 22" o:spid="_x0000_s1088" type="#_x0000_t32" style="position:absolute;left:35814;top:9043;width:1350;height:47;visibility:visible;mso-wrap-style:square" o:connectortype="straight" o:gfxdata="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" strokecolor="black [3213]" strokeweight=".5pt">
                         <v:stroke endarrow="block" joinstyle="miter"/>
                       </v:shape>
-                      <v:shape id="Прямая со стрелкой 23" o:spid="_x0000_s1051" type="#_x0000_t32" style="position:absolute;left:47244;top:9090;width:1710;height:26;visibility:visible;mso-wrap-style:square" o:connectortype="straight" o:gfxdata="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" strokecolor="black [3213]" strokeweight=".5pt">
+                      <v:shape id="Прямая со стрелкой 23" o:spid="_x0000_s1089" type="#_x0000_t32" style="position:absolute;left:47244;top:9090;width:1710;height:26;visibility:visible;mso-wrap-style:square" o:connectortype="straight" o:gfxdata="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" strokecolor="black [3213]" strokeweight=".5pt">
                         <v:stroke endarrow="block" joinstyle="miter"/>
                       </v:shape>
-                      <v:shape id="Прямая со стрелкой 24" o:spid="_x0000_s1052" type="#_x0000_t32" style="position:absolute;left:58674;top:9090;width:1710;height:26;flip:y;visibility:visible;mso-wrap-style:square" o:connectortype="straight" o:gfxdata="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" strokecolor="black [3213]" strokeweight=".5pt">
+                      <v:shape id="Прямая со стрелкой 24" o:spid="_x0000_s1090" type="#_x0000_t32" style="position:absolute;left:58674;top:9090;width:1710;height:26;flip:y;visibility:visible;mso-wrap-style:square" o:connectortype="straight" o:gfxdata="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" strokecolor="black [3213]" strokeweight=".5pt">
                         <v:stroke endarrow="block" joinstyle="miter"/>
                       </v:shape>
-                      <v:shape id="Прямая со стрелкой 25" o:spid="_x0000_s1053" type="#_x0000_t32" style="position:absolute;left:12239;top:19382;width:2466;height:3;visibility:visible;mso-wrap-style:square" o:connectortype="straight" o:gfxdata="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" strokecolor="black [3213]" strokeweight=".5pt">
+                      <v:shape id="Прямая со стрелкой 25" o:spid="_x0000_s1091" type="#_x0000_t32" style="position:absolute;left:12239;top:19382;width:2466;height:3;visibility:visible;mso-wrap-style:square" o:connectortype="straight" o:gfxdata="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" strokecolor="black [3213]" strokeweight=".5pt">
                         <v:stroke endarrow="block" joinstyle="miter"/>
                       </v:shape>
-                      <v:shape id="Прямая со стрелкой 26" o:spid="_x0000_s1054" type="#_x0000_t32" style="position:absolute;left:26991;top:19329;width:3794;height:56;flip:y;visibility:visible;mso-wrap-style:square" o:connectortype="straight" o:gfxdata="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" strokecolor="black [3213]" strokeweight=".5pt">
+                      <v:shape id="Прямая со стрелкой 26" o:spid="_x0000_s1092" type="#_x0000_t32" style="position:absolute;left:26991;top:19329;width:3794;height:56;flip:y;visibility:visible;mso-wrap-style:square" o:connectortype="straight" o:gfxdata="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" strokecolor="black [3213]" strokeweight=".5pt">
                         <v:stroke endarrow="block" joinstyle="miter"/>
                       </v:shape>
-                      <v:shape id="Прямая со стрелкой 27" o:spid="_x0000_s1055" type="#_x0000_t32" style="position:absolute;left:45928;top:19329;width:3026;height:56;visibility:visible;mso-wrap-style:square" o:connectortype="straight" o:gfxdata="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" strokecolor="black [3213]" strokeweight=".5pt">
+                      <v:shape id="Прямая со стрелкой 27" o:spid="_x0000_s1093" type="#_x0000_t32" style="position:absolute;left:45928;top:19329;width:3026;height:56;visibility:visible;mso-wrap-style:square" o:connectortype="straight" o:gfxdata="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" strokecolor="black [3213]" strokeweight=".5pt">
                         <v:stroke endarrow="block" joinstyle="miter"/>
                       </v:shape>
-                      <v:shape id="Прямая со стрелкой 28" o:spid="_x0000_s1056" type="#_x0000_t32" style="position:absolute;left:12240;top:28134;width:1653;height:28;flip:y;visibility:visible;mso-wrap-style:square" o:connectortype="straight" o:gfxdata="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" strokecolor="black [3213]" strokeweight=".5pt">
+                      <v:shape id="Прямая со стрелкой 28" o:spid="_x0000_s1094" type="#_x0000_t32" style="position:absolute;left:12240;top:28134;width:1653;height:28;flip:y;visibility:visible;mso-wrap-style:square" o:connectortype="straight" o:gfxdata="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" strokecolor="black [3213]" strokeweight=".5pt">
                         <v:stroke endarrow="block" joinstyle="miter"/>
                       </v:shape>
-                      <v:shape id="Прямая со стрелкой 29" o:spid="_x0000_s1057" type="#_x0000_t32" style="position:absolute;left:22892;top:28106;width:1291;height:28;flip:y;visibility:visible;mso-wrap-style:square" o:connectortype="straight" o:gfxdata="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" strokecolor="black [3213]" strokeweight=".5pt">
+                      <v:shape id="Прямая со стрелкой 29" o:spid="_x0000_s1095" type="#_x0000_t32" style="position:absolute;left:22892;top:28106;width:1291;height:28;flip:y;visibility:visible;mso-wrap-style:square" o:connectortype="straight" o:gfxdata="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" strokecolor="black [3213]" strokeweight=".5pt">
                         <v:stroke endarrow="block" joinstyle="miter"/>
                       </v:shape>
-                      <v:shape id="Прямая со стрелкой 30" o:spid="_x0000_s1058" type="#_x0000_t32" style="position:absolute;left:33902;top:28106;width:1493;height:1;visibility:visible;mso-wrap-style:square" o:connectortype="straight" o:gfxdata="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" strokecolor="black [3213]" strokeweight=".5pt">
+                      <v:shape id="Прямая со стрелкой 30" o:spid="_x0000_s1096" type="#_x0000_t32" style="position:absolute;left:33902;top:28106;width:1493;height:1;visibility:visible;mso-wrap-style:square" o:connectortype="straight" o:gfxdata="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" strokecolor="black [3213]" strokeweight=".5pt">
                         <v:stroke endarrow="block" joinstyle="miter"/>
                       </v:shape>
-                      <v:shape id="Прямая со стрелкой 31" o:spid="_x0000_s1059" type="#_x0000_t32" style="position:absolute;left:45475;top:28089;width:1168;height:18;flip:y;visibility:visible;mso-wrap-style:square" o:connectortype="straight" o:gfxdata="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" strokecolor="black [3213]" strokeweight=".5pt">
+                      <v:shape id="Прямая со стрелкой 31" o:spid="_x0000_s1097" type="#_x0000_t32" style="position:absolute;left:45475;top:28089;width:1168;height:18;flip:y;visibility:visible;mso-wrap-style:square" o:connectortype="straight" o:gfxdata="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" strokecolor="black [3213]" strokeweight=".5pt">
                         <v:stroke endarrow="block" joinstyle="miter"/>
                       </v:shape>
-                      <v:shape id="Прямая со стрелкой 32" o:spid="_x0000_s1060" type="#_x0000_t32" style="position:absolute;left:57803;top:28089;width:1247;height:0;flip:y;visibility:visible;mso-wrap-style:square" o:connectortype="straight" o:gfxdata="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" strokecolor="black [3213]" strokeweight=".5pt">
+                      <v:shape id="Прямая со стрелкой 32" o:spid="_x0000_s1098" type="#_x0000_t32" style="position:absolute;left:57803;top:28089;width:1247;height:0;flip:y;visibility:visible;mso-wrap-style:square" o:connectortype="straight" o:gfxdata="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" strokecolor="black [3213]" strokeweight=".5pt">
                         <v:stroke endarrow="block" joinstyle="miter"/>
                       </v:shape>
                     </v:group>
-                    <v:shapetype id="_x0000_t35" coordsize="21600,21600" o:spt="35" o:oned="t" adj="10800,10800" path="m,l@0,0@0@1,21600@1,21600,21600e" filled="f">
-                      <v:stroke joinstyle="miter"/>
-                      <v:formulas>
-                        <v:f eqn="val #0"/>
-                        <v:f eqn="val #1"/>
-                        <v:f eqn="mid #0 width"/>
-                        <v:f eqn="prod #1 1 2"/>
-                      </v:formulas>
-                      <v:path arrowok="t" fillok="f" o:connecttype="none"/>
-                      <v:handles>
-                        <v:h position="#0,@3"/>
-                        <v:h position="@2,#1"/>
-                      </v:handles>
-                      <o:lock v:ext="edit" shapetype="t"/>
-                    </v:shapetype>
-                    <v:shape id="Соединительная линия уступом 34" o:spid="_x0000_s1061" type="#_x0000_t35" style="position:absolute;left:6729;top:-1944;width:24831;height:35382;rotation:90;visibility:visible;mso-wrap-style:square" o:connectortype="elbow" o:gfxdata="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" adj="594,22996" strokecolor="black [3213]" strokeweight=".5pt">
+                    <v:shape id="Соединительная линия уступом 34" o:spid="_x0000_s1099" type="#_x0000_t35" style="position:absolute;left:6729;top:-1944;width:24831;height:35382;rotation:90;visibility:visible;mso-wrap-style:square" o:connectortype="elbow" o:gfxdata="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" adj="594,22996" strokecolor="black [3213]" strokeweight=".5pt">
                       <v:stroke endarrow="block"/>
                     </v:shape>
                   </v:group>
-                  <v:shape id="Соединительная линия уступом 36" o:spid="_x0000_s1062" type="#_x0000_t35" style="position:absolute;left:9667;top:-6336;width:16047;height:35382;rotation:90;visibility:visible;mso-wrap-style:square" o:connectortype="elbow" o:gfxdata="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" adj="991,22996" strokecolor="black [3213]" strokeweight=".5pt">
+                  <v:shape id="Соединительная линия уступом 36" o:spid="_x0000_s1100" type="#_x0000_t35" style="position:absolute;left:9667;top:-6336;width:16047;height:35382;rotation:90;visibility:visible;mso-wrap-style:square" o:connectortype="elbow" o:gfxdata="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" adj="991,22996" strokecolor="black [3213]" strokeweight=".5pt">
                     <v:stroke endarrow="block"/>
                   </v:shape>
                 </v:group>
-                <v:shape id="Соединительная линия уступом 38" o:spid="_x0000_s1063" type="#_x0000_t35" style="position:absolute;left:14812;top:-11481;width:5757;height:35382;rotation:90;visibility:visible;mso-wrap-style:square" o:connectortype="elbow" o:gfxdata="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" adj="2499,22996" strokecolor="black [3213]" strokeweight=".5pt">
+                <v:shape id="Соединительная линия уступом 38" o:spid="_x0000_s1101" type="#_x0000_t35" style="position:absolute;left:14812;top:-11481;width:5757;height:35382;rotation:90;visibility:visible;mso-wrap-style:square" o:connectortype="elbow" o:gfxdata="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" adj="2499,22996" strokecolor="black [3213]" strokeweight=".5pt">
                   <v:stroke endarrow="block"/>
                 </v:shape>
                 <w10:wrap type="topAndBottom"/>
@@ -3279,7 +6554,6 @@
           </mc:Fallback>
         </mc:AlternateContent>
       </w:r>
-      <w:bookmarkEnd w:id="0"/>
     </w:p>
     <w:sectPr>
       <w:pgSz w:w="11906" w:h="16838"/>
@@ -3292,7 +6566,7 @@
 </file>
 
 <file path=word/styles.xml><?xml version="1.0" encoding="utf-8"?>
-<w:styles xmlns:mc="http://schemas.openxmlformats.org/markup-compatibility/2006" xmlns:r="http://schemas.openxmlformats.org/officeDocument/2006/relationships" xmlns:w="http://schemas.openxmlformats.org/wordprocessingml/2006/main" xmlns:w14="http://schemas.microsoft.com/office/word/2010/wordml" xmlns:w15="http://schemas.microsoft.com/office/word/2012/wordml" mc:Ignorable="w14 w15">
+<w:styles xmlns:mc="http://schemas.openxmlformats.org/markup-compatibility/2006" xmlns:r="http://schemas.openxmlformats.org/officeDocument/2006/relationships" xmlns:w="http://schemas.openxmlformats.org/wordprocessingml/2006/main" xmlns:w14="http://schemas.microsoft.com/office/word/2010/wordml" xmlns:w15="http://schemas.microsoft.com/office/word/2012/wordml" xmlns:w16se="http://schemas.microsoft.com/office/word/2015/wordml/symex" mc:Ignorable="w14 w15 w16se">
   <w:docDefaults>
     <w:rPrDefault>
       <w:rPr>
@@ -3684,7 +6958,7 @@
   <w:style w:type="paragraph" w:default="1" w:styleId="a">
     <w:name w:val="Normal"/>
     <w:qFormat/>
-    <w:rsid w:val="00725D9E"/>
+    <w:rsid w:val="0081760D"/>
     <w:rPr>
       <w:lang w:val="ru-RU"/>
     </w:rPr>
